--- a/diagnostico/output/Dimension_Cuestionario_Cliente.docx
+++ b/diagnostico/output/Dimension_Cuestionario_Cliente.docx
@@ -9,7 +9,7 @@
       </w:pPr>
       <w:r>
         <w:rPr>
-          <w:rFonts w:ascii="Inter" w:cs="Inter" w:eastAsia="Inter" w:hAnsi="Inter"/>
+          <w:rFonts w:ascii="Outfit" w:cs="Outfit" w:eastAsia="Outfit" w:hAnsi="Outfit"/>
           <w:b/>
           <w:bCs/>
           <w:i w:val="false"/>
@@ -18,11 +18,11 @@
           <w:sz w:val="16"/>
           <w:szCs w:val="16"/>
         </w:rPr>
-        <w:t xml:space="preserve">■  </w:t>
-      </w:r>
-      <w:r>
-        <w:rPr>
-          <w:rFonts w:ascii="Inter" w:cs="Inter" w:eastAsia="Inter" w:hAnsi="Inter"/>
+        <w:t xml:space="preserve">●  </w:t>
+      </w:r>
+      <w:r>
+        <w:rPr>
+          <w:rFonts w:ascii="Outfit" w:cs="Outfit" w:eastAsia="Outfit" w:hAnsi="Outfit"/>
           <w:b/>
           <w:bCs/>
           <w:i w:val="false"/>
@@ -41,7 +41,7 @@
       </w:pPr>
       <w:r>
         <w:rPr>
-          <w:rFonts w:ascii="Cinzel" w:cs="Cinzel" w:eastAsia="Cinzel" w:hAnsi="Cinzel"/>
+          <w:rFonts w:ascii="Outfit" w:cs="Outfit" w:eastAsia="Outfit" w:hAnsi="Outfit"/>
           <w:b/>
           <w:bCs/>
           <w:i w:val="false"/>
@@ -54,7 +54,7 @@
       </w:r>
       <w:r>
         <w:rPr>
-          <w:rFonts w:ascii="Cinzel" w:cs="Cinzel" w:eastAsia="Cinzel" w:hAnsi="Cinzel"/>
+          <w:rFonts w:ascii="Outfit" w:cs="Outfit" w:eastAsia="Outfit" w:hAnsi="Outfit"/>
           <w:b w:val="false"/>
           <w:bCs w:val="false"/>
           <w:i w:val="false"/>
@@ -72,7 +72,7 @@
       </w:pPr>
       <w:r>
         <w:rPr>
-          <w:rFonts w:ascii="Inter" w:cs="Inter" w:eastAsia="Inter" w:hAnsi="Inter"/>
+          <w:rFonts w:ascii="Outfit" w:cs="Outfit" w:eastAsia="Outfit" w:hAnsi="Outfit"/>
           <w:b w:val="false"/>
           <w:bCs w:val="false"/>
           <w:i w:val="false"/>
@@ -91,7 +91,7 @@
       </w:pPr>
       <w:r>
         <w:rPr>
-          <w:rFonts w:ascii="Inter" w:cs="Inter" w:eastAsia="Inter" w:hAnsi="Inter"/>
+          <w:rFonts w:ascii="Outfit" w:cs="Outfit" w:eastAsia="Outfit" w:hAnsi="Outfit"/>
           <w:b/>
           <w:bCs/>
           <w:i w:val="false"/>
@@ -109,7 +109,7 @@
       </w:pPr>
       <w:r>
         <w:rPr>
-          <w:rFonts w:ascii="Inter" w:cs="Inter" w:eastAsia="Inter" w:hAnsi="Inter"/>
+          <w:rFonts w:ascii="Outfit" w:cs="Outfit" w:eastAsia="Outfit" w:hAnsi="Outfit"/>
           <w:b w:val="false"/>
           <w:bCs w:val="false"/>
           <w:i w:val="false"/>
@@ -127,7 +127,7 @@
       </w:pPr>
       <w:r>
         <w:rPr>
-          <w:rFonts w:ascii="Inter" w:cs="Inter" w:eastAsia="Inter" w:hAnsi="Inter"/>
+          <w:rFonts w:ascii="Outfit" w:cs="Outfit" w:eastAsia="Outfit" w:hAnsi="Outfit"/>
           <w:b w:val="false"/>
           <w:bCs w:val="false"/>
           <w:i w:val="false"/>
@@ -145,7 +145,7 @@
       </w:pPr>
       <w:r>
         <w:rPr>
-          <w:rFonts w:ascii="Inter" w:cs="Inter" w:eastAsia="Inter" w:hAnsi="Inter"/>
+          <w:rFonts w:ascii="Outfit" w:cs="Outfit" w:eastAsia="Outfit" w:hAnsi="Outfit"/>
           <w:b w:val="false"/>
           <w:bCs w:val="false"/>
           <w:i w:val="false"/>
@@ -160,7 +160,7 @@
     <w:p>
       <w:pPr>
         <w:pBdr>
-          <w:bottom w:val="single" w:color="0C0C0E" w:sz="9"/>
+          <w:bottom w:val="single" w:color="0C0C0E" w:sz="12"/>
         </w:pBdr>
         <w:spacing w:after="0" w:before="160"/>
       </w:pPr>
@@ -190,10 +190,10 @@
           <w:tcPr>
             <w:tcW w:type="dxa" w:w="9866"/>
             <w:tcBorders>
-              <w:top w:val="single" w:color="0C0C0E" w:sz="6"/>
-              <w:left w:val="single" w:color="0C0C0E" w:sz="6"/>
-              <w:bottom w:val="single" w:color="0C0C0E" w:sz="6"/>
-              <w:right w:val="single" w:color="0C0C0E" w:sz="6"/>
+              <w:top w:val="single" w:color="0C0C0E" w:sz="7"/>
+              <w:left w:val="single" w:color="0C0C0E" w:sz="7"/>
+              <w:bottom w:val="single" w:color="0C0C0E" w:sz="7"/>
+              <w:right w:val="single" w:color="0C0C0E" w:sz="7"/>
             </w:tcBorders>
             <w:shd w:fill="EFEDE8" w:color="auto" w:val="clear"/>
             <w:tcMar>
@@ -209,7 +209,7 @@
             </w:pPr>
             <w:r>
               <w:rPr>
-                <w:rFonts w:ascii="Inter" w:cs="Inter" w:eastAsia="Inter" w:hAnsi="Inter"/>
+                <w:rFonts w:ascii="Outfit" w:cs="Outfit" w:eastAsia="Outfit" w:hAnsi="Outfit"/>
                 <w:b/>
                 <w:bCs/>
                 <w:i w:val="false"/>
@@ -230,19 +230,19 @@
               <w:sdtPr>
                 <w14:checkbox>
                   <w14:checked w14:val="0"/>
-                  <w14:checkedState w14:val="2612" w14:font="Calibri"/>
-                  <w14:uncheckedState w14:val="2610" w14:font="Calibri"/>
+                  <w14:checkedState w14:val="25CF" w14:font="Calibri"/>
+                  <w14:uncheckedState w14:val="25CB" w14:font="Calibri"/>
                 </w14:checkbox>
               </w:sdtPr>
               <w:sdtContent>
                 <w:r>
-                  <w:sym w:char="2610" w:font="Calibri"/>
+                  <w:sym w:char="25CB" w:font="Calibri"/>
                 </w:r>
               </w:sdtContent>
             </w:sdt>
             <w:r>
               <w:rPr>
-                <w:rFonts w:ascii="Inter" w:cs="Inter" w:eastAsia="Inter" w:hAnsi="Inter"/>
+                <w:rFonts w:ascii="Outfit" w:cs="Outfit" w:eastAsia="Outfit" w:hAnsi="Outfit"/>
                 <w:b w:val="false"/>
                 <w:bCs w:val="false"/>
                 <w:i w:val="false"/>
@@ -255,7 +255,7 @@
             </w:r>
             <w:r>
               <w:rPr>
-                <w:rFonts w:ascii="Inter" w:cs="Inter" w:eastAsia="Inter" w:hAnsi="Inter"/>
+                <w:rFonts w:ascii="Outfit" w:cs="Outfit" w:eastAsia="Outfit" w:hAnsi="Outfit"/>
                 <w:b w:val="false"/>
                 <w:bCs w:val="false"/>
                 <w:i w:val="false"/>
@@ -270,19 +270,19 @@
               <w:sdtPr>
                 <w14:checkbox>
                   <w14:checked w14:val="0"/>
-                  <w14:checkedState w14:val="2612" w14:font="Calibri"/>
-                  <w14:uncheckedState w14:val="2610" w14:font="Calibri"/>
+                  <w14:checkedState w14:val="25CF" w14:font="Calibri"/>
+                  <w14:uncheckedState w14:val="25CB" w14:font="Calibri"/>
                 </w14:checkbox>
               </w:sdtPr>
               <w:sdtContent>
                 <w:r>
-                  <w:sym w:char="2610" w:font="Calibri"/>
+                  <w:sym w:char="25CB" w:font="Calibri"/>
                 </w:r>
               </w:sdtContent>
             </w:sdt>
             <w:r>
               <w:rPr>
-                <w:rFonts w:ascii="Inter" w:cs="Inter" w:eastAsia="Inter" w:hAnsi="Inter"/>
+                <w:rFonts w:ascii="Outfit" w:cs="Outfit" w:eastAsia="Outfit" w:hAnsi="Outfit"/>
                 <w:b w:val="false"/>
                 <w:bCs w:val="false"/>
                 <w:i w:val="false"/>
@@ -295,7 +295,7 @@
             </w:r>
             <w:r>
               <w:rPr>
-                <w:rFonts w:ascii="Inter" w:cs="Inter" w:eastAsia="Inter" w:hAnsi="Inter"/>
+                <w:rFonts w:ascii="Outfit" w:cs="Outfit" w:eastAsia="Outfit" w:hAnsi="Outfit"/>
                 <w:b w:val="false"/>
                 <w:bCs w:val="false"/>
                 <w:i w:val="false"/>
@@ -310,19 +310,19 @@
               <w:sdtPr>
                 <w14:checkbox>
                   <w14:checked w14:val="0"/>
-                  <w14:checkedState w14:val="2612" w14:font="Calibri"/>
-                  <w14:uncheckedState w14:val="2610" w14:font="Calibri"/>
+                  <w14:checkedState w14:val="25CF" w14:font="Calibri"/>
+                  <w14:uncheckedState w14:val="25CB" w14:font="Calibri"/>
                 </w14:checkbox>
               </w:sdtPr>
               <w:sdtContent>
                 <w:r>
-                  <w:sym w:char="2610" w:font="Calibri"/>
+                  <w:sym w:char="25CB" w:font="Calibri"/>
                 </w:r>
               </w:sdtContent>
             </w:sdt>
             <w:r>
               <w:rPr>
-                <w:rFonts w:ascii="Inter" w:cs="Inter" w:eastAsia="Inter" w:hAnsi="Inter"/>
+                <w:rFonts w:ascii="Outfit" w:cs="Outfit" w:eastAsia="Outfit" w:hAnsi="Outfit"/>
                 <w:b w:val="false"/>
                 <w:bCs w:val="false"/>
                 <w:i w:val="false"/>
@@ -335,7 +335,7 @@
             </w:r>
             <w:r>
               <w:rPr>
-                <w:rFonts w:ascii="Inter" w:cs="Inter" w:eastAsia="Inter" w:hAnsi="Inter"/>
+                <w:rFonts w:ascii="Outfit" w:cs="Outfit" w:eastAsia="Outfit" w:hAnsi="Outfit"/>
                 <w:b w:val="false"/>
                 <w:bCs w:val="false"/>
                 <w:i w:val="false"/>
@@ -350,19 +350,19 @@
               <w:sdtPr>
                 <w14:checkbox>
                   <w14:checked w14:val="0"/>
-                  <w14:checkedState w14:val="2612" w14:font="Calibri"/>
-                  <w14:uncheckedState w14:val="2610" w14:font="Calibri"/>
+                  <w14:checkedState w14:val="25CF" w14:font="Calibri"/>
+                  <w14:uncheckedState w14:val="25CB" w14:font="Calibri"/>
                 </w14:checkbox>
               </w:sdtPr>
               <w:sdtContent>
                 <w:r>
-                  <w:sym w:char="2610" w:font="Calibri"/>
+                  <w:sym w:char="25CB" w:font="Calibri"/>
                 </w:r>
               </w:sdtContent>
             </w:sdt>
             <w:r>
               <w:rPr>
-                <w:rFonts w:ascii="Inter" w:cs="Inter" w:eastAsia="Inter" w:hAnsi="Inter"/>
+                <w:rFonts w:ascii="Outfit" w:cs="Outfit" w:eastAsia="Outfit" w:hAnsi="Outfit"/>
                 <w:b w:val="false"/>
                 <w:bCs w:val="false"/>
                 <w:i w:val="false"/>
@@ -377,11 +377,11 @@
           <w:p>
             <w:r>
               <w:rPr>
-                <w:rFonts w:ascii="Inter" w:cs="Inter" w:eastAsia="Inter" w:hAnsi="Inter"/>
+                <w:rFonts w:ascii="Outfit" w:cs="Outfit" w:eastAsia="Outfit" w:hAnsi="Outfit"/>
                 <w:b w:val="false"/>
                 <w:bCs w:val="false"/>
-                <w:i/>
-                <w:iCs/>
+                <w:i w:val="false"/>
+                <w:iCs w:val="false"/>
                 <w:color w:val="55555A"/>
                 <w:sz w:val="17"/>
                 <w:szCs w:val="17"/>
@@ -425,7 +425,7 @@
             <w:tcBorders>
               <w:top w:val="none"/>
               <w:left w:val="none"/>
-              <w:bottom w:val="single" w:color="D6D8DA" w:sz="5"/>
+              <w:bottom w:val="single" w:color="AEB1B5" w:sz="7"/>
               <w:right w:val="none"/>
             </w:tcBorders>
             <w:tcMar>
@@ -436,7 +436,7 @@
           <w:p>
             <w:r>
               <w:rPr>
-                <w:rFonts w:ascii="Cinzel" w:cs="Cinzel" w:eastAsia="Cinzel" w:hAnsi="Cinzel"/>
+                <w:rFonts w:ascii="Outfit" w:cs="Outfit" w:eastAsia="Outfit" w:hAnsi="Outfit"/>
                 <w:b/>
                 <w:bCs/>
                 <w:i w:val="false"/>
@@ -455,7 +455,7 @@
             <w:tcBorders>
               <w:top w:val="none"/>
               <w:left w:val="none"/>
-              <w:bottom w:val="single" w:color="D6D8DA" w:sz="5"/>
+              <w:bottom w:val="single" w:color="AEB1B5" w:sz="7"/>
               <w:right w:val="none"/>
             </w:tcBorders>
             <w:tcMar>
@@ -466,7 +466,7 @@
           <w:p>
             <w:r>
               <w:rPr>
-                <w:rFonts w:ascii="Inter" w:cs="Inter" w:eastAsia="Inter" w:hAnsi="Inter"/>
+                <w:rFonts w:ascii="Outfit" w:cs="Outfit" w:eastAsia="Outfit" w:hAnsi="Outfit"/>
                 <w:b/>
                 <w:bCs/>
                 <w:i w:val="false"/>
@@ -526,7 +526,7 @@
             </w:pPr>
             <w:r>
               <w:rPr>
-                <w:rFonts w:ascii="Inter" w:cs="Inter" w:eastAsia="Inter" w:hAnsi="Inter"/>
+                <w:rFonts w:ascii="Outfit" w:cs="Outfit" w:eastAsia="Outfit" w:hAnsi="Outfit"/>
                 <w:b/>
                 <w:bCs/>
                 <w:i w:val="false"/>
@@ -542,7 +542,7 @@
           <w:p>
             <w:pPr>
               <w:pBdr>
-                <w:bottom w:val="single" w:color="0C0C0E" w:sz="7"/>
+                <w:bottom w:val="single" w:color="0C0C0E" w:sz="8"/>
               </w:pBdr>
               <w:spacing w:after="0" w:before="280"/>
             </w:pPr>
@@ -570,7 +570,7 @@
             </w:pPr>
             <w:r>
               <w:rPr>
-                <w:rFonts w:ascii="Inter" w:cs="Inter" w:eastAsia="Inter" w:hAnsi="Inter"/>
+                <w:rFonts w:ascii="Outfit" w:cs="Outfit" w:eastAsia="Outfit" w:hAnsi="Outfit"/>
                 <w:b/>
                 <w:bCs/>
                 <w:i w:val="false"/>
@@ -586,7 +586,7 @@
           <w:p>
             <w:pPr>
               <w:pBdr>
-                <w:bottom w:val="single" w:color="0C0C0E" w:sz="7"/>
+                <w:bottom w:val="single" w:color="0C0C0E" w:sz="8"/>
               </w:pBdr>
               <w:spacing w:after="0" w:before="280"/>
             </w:pPr>
@@ -616,7 +616,7 @@
             </w:pPr>
             <w:r>
               <w:rPr>
-                <w:rFonts w:ascii="Inter" w:cs="Inter" w:eastAsia="Inter" w:hAnsi="Inter"/>
+                <w:rFonts w:ascii="Outfit" w:cs="Outfit" w:eastAsia="Outfit" w:hAnsi="Outfit"/>
                 <w:b/>
                 <w:bCs/>
                 <w:i w:val="false"/>
@@ -632,7 +632,7 @@
           <w:p>
             <w:pPr>
               <w:pBdr>
-                <w:bottom w:val="single" w:color="0C0C0E" w:sz="7"/>
+                <w:bottom w:val="single" w:color="0C0C0E" w:sz="8"/>
               </w:pBdr>
               <w:spacing w:after="0" w:before="280"/>
             </w:pPr>
@@ -660,7 +660,7 @@
             </w:pPr>
             <w:r>
               <w:rPr>
-                <w:rFonts w:ascii="Inter" w:cs="Inter" w:eastAsia="Inter" w:hAnsi="Inter"/>
+                <w:rFonts w:ascii="Outfit" w:cs="Outfit" w:eastAsia="Outfit" w:hAnsi="Outfit"/>
                 <w:b/>
                 <w:bCs/>
                 <w:i w:val="false"/>
@@ -676,7 +676,7 @@
           <w:p>
             <w:pPr>
               <w:pBdr>
-                <w:bottom w:val="single" w:color="0C0C0E" w:sz="7"/>
+                <w:bottom w:val="single" w:color="0C0C0E" w:sz="8"/>
               </w:pBdr>
               <w:spacing w:after="0" w:before="280"/>
             </w:pPr>
@@ -717,7 +717,7 @@
             <w:tcBorders>
               <w:top w:val="none"/>
               <w:left w:val="none"/>
-              <w:bottom w:val="single" w:color="D6D8DA" w:sz="5"/>
+              <w:bottom w:val="single" w:color="AEB1B5" w:sz="7"/>
               <w:right w:val="none"/>
             </w:tcBorders>
             <w:tcMar>
@@ -728,7 +728,7 @@
           <w:p>
             <w:r>
               <w:rPr>
-                <w:rFonts w:ascii="Cinzel" w:cs="Cinzel" w:eastAsia="Cinzel" w:hAnsi="Cinzel"/>
+                <w:rFonts w:ascii="Outfit" w:cs="Outfit" w:eastAsia="Outfit" w:hAnsi="Outfit"/>
                 <w:b/>
                 <w:bCs/>
                 <w:i w:val="false"/>
@@ -747,7 +747,7 @@
             <w:tcBorders>
               <w:top w:val="none"/>
               <w:left w:val="none"/>
-              <w:bottom w:val="single" w:color="D6D8DA" w:sz="5"/>
+              <w:bottom w:val="single" w:color="AEB1B5" w:sz="7"/>
               <w:right w:val="none"/>
             </w:tcBorders>
             <w:tcMar>
@@ -758,7 +758,7 @@
           <w:p>
             <w:r>
               <w:rPr>
-                <w:rFonts w:ascii="Inter" w:cs="Inter" w:eastAsia="Inter" w:hAnsi="Inter"/>
+                <w:rFonts w:ascii="Outfit" w:cs="Outfit" w:eastAsia="Outfit" w:hAnsi="Outfit"/>
                 <w:b/>
                 <w:bCs/>
                 <w:i w:val="false"/>
@@ -786,7 +786,7 @@
       </w:pPr>
       <w:r>
         <w:rPr>
-          <w:rFonts w:ascii="Inter" w:cs="Inter" w:eastAsia="Inter" w:hAnsi="Inter"/>
+          <w:rFonts w:ascii="Outfit" w:cs="Outfit" w:eastAsia="Outfit" w:hAnsi="Outfit"/>
           <w:b w:val="false"/>
           <w:bCs w:val="false"/>
           <w:i w:val="false"/>
@@ -820,7 +820,7 @@
       </w:pPr>
       <w:r>
         <w:rPr>
-          <w:rFonts w:ascii="Inter" w:cs="Inter" w:eastAsia="Inter" w:hAnsi="Inter"/>
+          <w:rFonts w:ascii="Outfit" w:cs="Outfit" w:eastAsia="Outfit" w:hAnsi="Outfit"/>
           <w:b w:val="false"/>
           <w:bCs w:val="false"/>
           <w:i w:val="false"/>
@@ -854,7 +854,7 @@
       </w:pPr>
       <w:r>
         <w:rPr>
-          <w:rFonts w:ascii="Inter" w:cs="Inter" w:eastAsia="Inter" w:hAnsi="Inter"/>
+          <w:rFonts w:ascii="Outfit" w:cs="Outfit" w:eastAsia="Outfit" w:hAnsi="Outfit"/>
           <w:b w:val="false"/>
           <w:bCs w:val="false"/>
           <w:i w:val="false"/>
@@ -874,19 +874,19 @@
         <w:sdtPr>
           <w14:checkbox>
             <w14:checked w14:val="0"/>
-            <w14:checkedState w14:val="2612" w14:font="Calibri"/>
-            <w14:uncheckedState w14:val="2610" w14:font="Calibri"/>
-          </w14:checkbox>
-        </w:sdtPr>
-        <w:sdtContent>
-          <w:r>
-            <w:sym w:char="2610" w:font="Calibri"/>
-          </w:r>
-        </w:sdtContent>
-      </w:sdt>
-      <w:r>
-        <w:rPr>
-          <w:rFonts w:ascii="Inter" w:cs="Inter" w:eastAsia="Inter" w:hAnsi="Inter"/>
+            <w14:checkedState w14:val="25CF" w14:font="Calibri"/>
+            <w14:uncheckedState w14:val="25CB" w14:font="Calibri"/>
+          </w14:checkbox>
+        </w:sdtPr>
+        <w:sdtContent>
+          <w:r>
+            <w:sym w:char="25CB" w:font="Calibri"/>
+          </w:r>
+        </w:sdtContent>
+      </w:sdt>
+      <w:r>
+        <w:rPr>
+          <w:rFonts w:ascii="Outfit" w:cs="Outfit" w:eastAsia="Outfit" w:hAnsi="Outfit"/>
           <w:b w:val="false"/>
           <w:bCs w:val="false"/>
           <w:i w:val="false"/>
@@ -899,7 +899,7 @@
       </w:r>
       <w:r>
         <w:rPr>
-          <w:rFonts w:ascii="Inter" w:cs="Inter" w:eastAsia="Inter" w:hAnsi="Inter"/>
+          <w:rFonts w:ascii="Outfit" w:cs="Outfit" w:eastAsia="Outfit" w:hAnsi="Outfit"/>
           <w:b w:val="false"/>
           <w:bCs w:val="false"/>
           <w:i w:val="false"/>
@@ -914,19 +914,19 @@
         <w:sdtPr>
           <w14:checkbox>
             <w14:checked w14:val="0"/>
-            <w14:checkedState w14:val="2612" w14:font="Calibri"/>
-            <w14:uncheckedState w14:val="2610" w14:font="Calibri"/>
-          </w14:checkbox>
-        </w:sdtPr>
-        <w:sdtContent>
-          <w:r>
-            <w:sym w:char="2610" w:font="Calibri"/>
-          </w:r>
-        </w:sdtContent>
-      </w:sdt>
-      <w:r>
-        <w:rPr>
-          <w:rFonts w:ascii="Inter" w:cs="Inter" w:eastAsia="Inter" w:hAnsi="Inter"/>
+            <w14:checkedState w14:val="25CF" w14:font="Calibri"/>
+            <w14:uncheckedState w14:val="25CB" w14:font="Calibri"/>
+          </w14:checkbox>
+        </w:sdtPr>
+        <w:sdtContent>
+          <w:r>
+            <w:sym w:char="25CB" w:font="Calibri"/>
+          </w:r>
+        </w:sdtContent>
+      </w:sdt>
+      <w:r>
+        <w:rPr>
+          <w:rFonts w:ascii="Outfit" w:cs="Outfit" w:eastAsia="Outfit" w:hAnsi="Outfit"/>
           <w:b w:val="false"/>
           <w:bCs w:val="false"/>
           <w:i w:val="false"/>
@@ -939,7 +939,7 @@
       </w:r>
       <w:r>
         <w:rPr>
-          <w:rFonts w:ascii="Inter" w:cs="Inter" w:eastAsia="Inter" w:hAnsi="Inter"/>
+          <w:rFonts w:ascii="Outfit" w:cs="Outfit" w:eastAsia="Outfit" w:hAnsi="Outfit"/>
           <w:b w:val="false"/>
           <w:bCs w:val="false"/>
           <w:i w:val="false"/>
@@ -954,19 +954,19 @@
         <w:sdtPr>
           <w14:checkbox>
             <w14:checked w14:val="0"/>
-            <w14:checkedState w14:val="2612" w14:font="Calibri"/>
-            <w14:uncheckedState w14:val="2610" w14:font="Calibri"/>
-          </w14:checkbox>
-        </w:sdtPr>
-        <w:sdtContent>
-          <w:r>
-            <w:sym w:char="2610" w:font="Calibri"/>
-          </w:r>
-        </w:sdtContent>
-      </w:sdt>
-      <w:r>
-        <w:rPr>
-          <w:rFonts w:ascii="Inter" w:cs="Inter" w:eastAsia="Inter" w:hAnsi="Inter"/>
+            <w14:checkedState w14:val="25CF" w14:font="Calibri"/>
+            <w14:uncheckedState w14:val="25CB" w14:font="Calibri"/>
+          </w14:checkbox>
+        </w:sdtPr>
+        <w:sdtContent>
+          <w:r>
+            <w:sym w:char="25CB" w:font="Calibri"/>
+          </w:r>
+        </w:sdtContent>
+      </w:sdt>
+      <w:r>
+        <w:rPr>
+          <w:rFonts w:ascii="Outfit" w:cs="Outfit" w:eastAsia="Outfit" w:hAnsi="Outfit"/>
           <w:b w:val="false"/>
           <w:bCs w:val="false"/>
           <w:i w:val="false"/>
@@ -979,7 +979,7 @@
       </w:r>
       <w:r>
         <w:rPr>
-          <w:rFonts w:ascii="Inter" w:cs="Inter" w:eastAsia="Inter" w:hAnsi="Inter"/>
+          <w:rFonts w:ascii="Outfit" w:cs="Outfit" w:eastAsia="Outfit" w:hAnsi="Outfit"/>
           <w:b w:val="false"/>
           <w:bCs w:val="false"/>
           <w:i w:val="false"/>
@@ -994,19 +994,19 @@
         <w:sdtPr>
           <w14:checkbox>
             <w14:checked w14:val="0"/>
-            <w14:checkedState w14:val="2612" w14:font="Calibri"/>
-            <w14:uncheckedState w14:val="2610" w14:font="Calibri"/>
-          </w14:checkbox>
-        </w:sdtPr>
-        <w:sdtContent>
-          <w:r>
-            <w:sym w:char="2610" w:font="Calibri"/>
-          </w:r>
-        </w:sdtContent>
-      </w:sdt>
-      <w:r>
-        <w:rPr>
-          <w:rFonts w:ascii="Inter" w:cs="Inter" w:eastAsia="Inter" w:hAnsi="Inter"/>
+            <w14:checkedState w14:val="25CF" w14:font="Calibri"/>
+            <w14:uncheckedState w14:val="25CB" w14:font="Calibri"/>
+          </w14:checkbox>
+        </w:sdtPr>
+        <w:sdtContent>
+          <w:r>
+            <w:sym w:char="25CB" w:font="Calibri"/>
+          </w:r>
+        </w:sdtContent>
+      </w:sdt>
+      <w:r>
+        <w:rPr>
+          <w:rFonts w:ascii="Outfit" w:cs="Outfit" w:eastAsia="Outfit" w:hAnsi="Outfit"/>
           <w:b w:val="false"/>
           <w:bCs w:val="false"/>
           <w:i w:val="false"/>
@@ -1019,7 +1019,7 @@
       </w:r>
       <w:r>
         <w:rPr>
-          <w:rFonts w:ascii="Inter" w:cs="Inter" w:eastAsia="Inter" w:hAnsi="Inter"/>
+          <w:rFonts w:ascii="Outfit" w:cs="Outfit" w:eastAsia="Outfit" w:hAnsi="Outfit"/>
           <w:b w:val="false"/>
           <w:bCs w:val="false"/>
           <w:i w:val="false"/>
@@ -1034,19 +1034,19 @@
         <w:sdtPr>
           <w14:checkbox>
             <w14:checked w14:val="0"/>
-            <w14:checkedState w14:val="2612" w14:font="Calibri"/>
-            <w14:uncheckedState w14:val="2610" w14:font="Calibri"/>
-          </w14:checkbox>
-        </w:sdtPr>
-        <w:sdtContent>
-          <w:r>
-            <w:sym w:char="2610" w:font="Calibri"/>
-          </w:r>
-        </w:sdtContent>
-      </w:sdt>
-      <w:r>
-        <w:rPr>
-          <w:rFonts w:ascii="Inter" w:cs="Inter" w:eastAsia="Inter" w:hAnsi="Inter"/>
+            <w14:checkedState w14:val="25CF" w14:font="Calibri"/>
+            <w14:uncheckedState w14:val="25CB" w14:font="Calibri"/>
+          </w14:checkbox>
+        </w:sdtPr>
+        <w:sdtContent>
+          <w:r>
+            <w:sym w:char="25CB" w:font="Calibri"/>
+          </w:r>
+        </w:sdtContent>
+      </w:sdt>
+      <w:r>
+        <w:rPr>
+          <w:rFonts w:ascii="Outfit" w:cs="Outfit" w:eastAsia="Outfit" w:hAnsi="Outfit"/>
           <w:b w:val="false"/>
           <w:bCs w:val="false"/>
           <w:i w:val="false"/>
@@ -1059,7 +1059,7 @@
       </w:r>
       <w:r>
         <w:rPr>
-          <w:rFonts w:ascii="Inter" w:cs="Inter" w:eastAsia="Inter" w:hAnsi="Inter"/>
+          <w:rFonts w:ascii="Outfit" w:cs="Outfit" w:eastAsia="Outfit" w:hAnsi="Outfit"/>
           <w:b w:val="false"/>
           <w:bCs w:val="false"/>
           <w:i w:val="false"/>
@@ -1074,19 +1074,19 @@
         <w:sdtPr>
           <w14:checkbox>
             <w14:checked w14:val="0"/>
-            <w14:checkedState w14:val="2612" w14:font="Calibri"/>
-            <w14:uncheckedState w14:val="2610" w14:font="Calibri"/>
-          </w14:checkbox>
-        </w:sdtPr>
-        <w:sdtContent>
-          <w:r>
-            <w:sym w:char="2610" w:font="Calibri"/>
-          </w:r>
-        </w:sdtContent>
-      </w:sdt>
-      <w:r>
-        <w:rPr>
-          <w:rFonts w:ascii="Inter" w:cs="Inter" w:eastAsia="Inter" w:hAnsi="Inter"/>
+            <w14:checkedState w14:val="25CF" w14:font="Calibri"/>
+            <w14:uncheckedState w14:val="25CB" w14:font="Calibri"/>
+          </w14:checkbox>
+        </w:sdtPr>
+        <w:sdtContent>
+          <w:r>
+            <w:sym w:char="25CB" w:font="Calibri"/>
+          </w:r>
+        </w:sdtContent>
+      </w:sdt>
+      <w:r>
+        <w:rPr>
+          <w:rFonts w:ascii="Outfit" w:cs="Outfit" w:eastAsia="Outfit" w:hAnsi="Outfit"/>
           <w:b w:val="false"/>
           <w:bCs w:val="false"/>
           <w:i w:val="false"/>
@@ -1099,7 +1099,7 @@
       </w:r>
       <w:r>
         <w:rPr>
-          <w:rFonts w:ascii="Inter" w:cs="Inter" w:eastAsia="Inter" w:hAnsi="Inter"/>
+          <w:rFonts w:ascii="Outfit" w:cs="Outfit" w:eastAsia="Outfit" w:hAnsi="Outfit"/>
           <w:b w:val="false"/>
           <w:bCs w:val="false"/>
           <w:i w:val="false"/>
@@ -1114,19 +1114,19 @@
         <w:sdtPr>
           <w14:checkbox>
             <w14:checked w14:val="0"/>
-            <w14:checkedState w14:val="2612" w14:font="Calibri"/>
-            <w14:uncheckedState w14:val="2610" w14:font="Calibri"/>
-          </w14:checkbox>
-        </w:sdtPr>
-        <w:sdtContent>
-          <w:r>
-            <w:sym w:char="2610" w:font="Calibri"/>
-          </w:r>
-        </w:sdtContent>
-      </w:sdt>
-      <w:r>
-        <w:rPr>
-          <w:rFonts w:ascii="Inter" w:cs="Inter" w:eastAsia="Inter" w:hAnsi="Inter"/>
+            <w14:checkedState w14:val="25CF" w14:font="Calibri"/>
+            <w14:uncheckedState w14:val="25CB" w14:font="Calibri"/>
+          </w14:checkbox>
+        </w:sdtPr>
+        <w:sdtContent>
+          <w:r>
+            <w:sym w:char="25CB" w:font="Calibri"/>
+          </w:r>
+        </w:sdtContent>
+      </w:sdt>
+      <w:r>
+        <w:rPr>
+          <w:rFonts w:ascii="Outfit" w:cs="Outfit" w:eastAsia="Outfit" w:hAnsi="Outfit"/>
           <w:b w:val="false"/>
           <w:bCs w:val="false"/>
           <w:i w:val="false"/>
@@ -1145,7 +1145,7 @@
       </w:pPr>
       <w:r>
         <w:rPr>
-          <w:rFonts w:ascii="Inter" w:cs="Inter" w:eastAsia="Inter" w:hAnsi="Inter"/>
+          <w:rFonts w:ascii="Outfit" w:cs="Outfit" w:eastAsia="Outfit" w:hAnsi="Outfit"/>
           <w:b w:val="false"/>
           <w:bCs w:val="false"/>
           <w:i w:val="false"/>
@@ -1179,7 +1179,7 @@
       </w:pPr>
       <w:r>
         <w:rPr>
-          <w:rFonts w:ascii="Inter" w:cs="Inter" w:eastAsia="Inter" w:hAnsi="Inter"/>
+          <w:rFonts w:ascii="Outfit" w:cs="Outfit" w:eastAsia="Outfit" w:hAnsi="Outfit"/>
           <w:b w:val="false"/>
           <w:bCs w:val="false"/>
           <w:i w:val="false"/>
@@ -1199,19 +1199,19 @@
         <w:sdtPr>
           <w14:checkbox>
             <w14:checked w14:val="0"/>
-            <w14:checkedState w14:val="2612" w14:font="Calibri"/>
-            <w14:uncheckedState w14:val="2610" w14:font="Calibri"/>
-          </w14:checkbox>
-        </w:sdtPr>
-        <w:sdtContent>
-          <w:r>
-            <w:sym w:char="2610" w:font="Calibri"/>
-          </w:r>
-        </w:sdtContent>
-      </w:sdt>
-      <w:r>
-        <w:rPr>
-          <w:rFonts w:ascii="Inter" w:cs="Inter" w:eastAsia="Inter" w:hAnsi="Inter"/>
+            <w14:checkedState w14:val="25CF" w14:font="Calibri"/>
+            <w14:uncheckedState w14:val="25CB" w14:font="Calibri"/>
+          </w14:checkbox>
+        </w:sdtPr>
+        <w:sdtContent>
+          <w:r>
+            <w:sym w:char="25CB" w:font="Calibri"/>
+          </w:r>
+        </w:sdtContent>
+      </w:sdt>
+      <w:r>
+        <w:rPr>
+          <w:rFonts w:ascii="Outfit" w:cs="Outfit" w:eastAsia="Outfit" w:hAnsi="Outfit"/>
           <w:b w:val="false"/>
           <w:bCs w:val="false"/>
           <w:i w:val="false"/>
@@ -1224,7 +1224,7 @@
       </w:r>
       <w:r>
         <w:rPr>
-          <w:rFonts w:ascii="Inter" w:cs="Inter" w:eastAsia="Inter" w:hAnsi="Inter"/>
+          <w:rFonts w:ascii="Outfit" w:cs="Outfit" w:eastAsia="Outfit" w:hAnsi="Outfit"/>
           <w:b w:val="false"/>
           <w:bCs w:val="false"/>
           <w:i w:val="false"/>
@@ -1239,19 +1239,19 @@
         <w:sdtPr>
           <w14:checkbox>
             <w14:checked w14:val="0"/>
-            <w14:checkedState w14:val="2612" w14:font="Calibri"/>
-            <w14:uncheckedState w14:val="2610" w14:font="Calibri"/>
-          </w14:checkbox>
-        </w:sdtPr>
-        <w:sdtContent>
-          <w:r>
-            <w:sym w:char="2610" w:font="Calibri"/>
-          </w:r>
-        </w:sdtContent>
-      </w:sdt>
-      <w:r>
-        <w:rPr>
-          <w:rFonts w:ascii="Inter" w:cs="Inter" w:eastAsia="Inter" w:hAnsi="Inter"/>
+            <w14:checkedState w14:val="25CF" w14:font="Calibri"/>
+            <w14:uncheckedState w14:val="25CB" w14:font="Calibri"/>
+          </w14:checkbox>
+        </w:sdtPr>
+        <w:sdtContent>
+          <w:r>
+            <w:sym w:char="25CB" w:font="Calibri"/>
+          </w:r>
+        </w:sdtContent>
+      </w:sdt>
+      <w:r>
+        <w:rPr>
+          <w:rFonts w:ascii="Outfit" w:cs="Outfit" w:eastAsia="Outfit" w:hAnsi="Outfit"/>
           <w:b w:val="false"/>
           <w:bCs w:val="false"/>
           <w:i w:val="false"/>
@@ -1264,7 +1264,7 @@
       </w:r>
       <w:r>
         <w:rPr>
-          <w:rFonts w:ascii="Inter" w:cs="Inter" w:eastAsia="Inter" w:hAnsi="Inter"/>
+          <w:rFonts w:ascii="Outfit" w:cs="Outfit" w:eastAsia="Outfit" w:hAnsi="Outfit"/>
           <w:b w:val="false"/>
           <w:bCs w:val="false"/>
           <w:i w:val="false"/>
@@ -1279,19 +1279,19 @@
         <w:sdtPr>
           <w14:checkbox>
             <w14:checked w14:val="0"/>
-            <w14:checkedState w14:val="2612" w14:font="Calibri"/>
-            <w14:uncheckedState w14:val="2610" w14:font="Calibri"/>
-          </w14:checkbox>
-        </w:sdtPr>
-        <w:sdtContent>
-          <w:r>
-            <w:sym w:char="2610" w:font="Calibri"/>
-          </w:r>
-        </w:sdtContent>
-      </w:sdt>
-      <w:r>
-        <w:rPr>
-          <w:rFonts w:ascii="Inter" w:cs="Inter" w:eastAsia="Inter" w:hAnsi="Inter"/>
+            <w14:checkedState w14:val="25CF" w14:font="Calibri"/>
+            <w14:uncheckedState w14:val="25CB" w14:font="Calibri"/>
+          </w14:checkbox>
+        </w:sdtPr>
+        <w:sdtContent>
+          <w:r>
+            <w:sym w:char="25CB" w:font="Calibri"/>
+          </w:r>
+        </w:sdtContent>
+      </w:sdt>
+      <w:r>
+        <w:rPr>
+          <w:rFonts w:ascii="Outfit" w:cs="Outfit" w:eastAsia="Outfit" w:hAnsi="Outfit"/>
           <w:b w:val="false"/>
           <w:bCs w:val="false"/>
           <w:i w:val="false"/>
@@ -1304,7 +1304,7 @@
       </w:r>
       <w:r>
         <w:rPr>
-          <w:rFonts w:ascii="Inter" w:cs="Inter" w:eastAsia="Inter" w:hAnsi="Inter"/>
+          <w:rFonts w:ascii="Outfit" w:cs="Outfit" w:eastAsia="Outfit" w:hAnsi="Outfit"/>
           <w:b w:val="false"/>
           <w:bCs w:val="false"/>
           <w:i w:val="false"/>
@@ -1319,19 +1319,19 @@
         <w:sdtPr>
           <w14:checkbox>
             <w14:checked w14:val="0"/>
-            <w14:checkedState w14:val="2612" w14:font="Calibri"/>
-            <w14:uncheckedState w14:val="2610" w14:font="Calibri"/>
-          </w14:checkbox>
-        </w:sdtPr>
-        <w:sdtContent>
-          <w:r>
-            <w:sym w:char="2610" w:font="Calibri"/>
-          </w:r>
-        </w:sdtContent>
-      </w:sdt>
-      <w:r>
-        <w:rPr>
-          <w:rFonts w:ascii="Inter" w:cs="Inter" w:eastAsia="Inter" w:hAnsi="Inter"/>
+            <w14:checkedState w14:val="25CF" w14:font="Calibri"/>
+            <w14:uncheckedState w14:val="25CB" w14:font="Calibri"/>
+          </w14:checkbox>
+        </w:sdtPr>
+        <w:sdtContent>
+          <w:r>
+            <w:sym w:char="25CB" w:font="Calibri"/>
+          </w:r>
+        </w:sdtContent>
+      </w:sdt>
+      <w:r>
+        <w:rPr>
+          <w:rFonts w:ascii="Outfit" w:cs="Outfit" w:eastAsia="Outfit" w:hAnsi="Outfit"/>
           <w:b w:val="false"/>
           <w:bCs w:val="false"/>
           <w:i w:val="false"/>
@@ -1350,7 +1350,7 @@
       </w:pPr>
       <w:r>
         <w:rPr>
-          <w:rFonts w:ascii="Inter" w:cs="Inter" w:eastAsia="Inter" w:hAnsi="Inter"/>
+          <w:rFonts w:ascii="Outfit" w:cs="Outfit" w:eastAsia="Outfit" w:hAnsi="Outfit"/>
           <w:b w:val="false"/>
           <w:bCs w:val="false"/>
           <w:i w:val="false"/>
@@ -1370,19 +1370,19 @@
         <w:sdtPr>
           <w14:checkbox>
             <w14:checked w14:val="0"/>
-            <w14:checkedState w14:val="2612" w14:font="Calibri"/>
-            <w14:uncheckedState w14:val="2610" w14:font="Calibri"/>
-          </w14:checkbox>
-        </w:sdtPr>
-        <w:sdtContent>
-          <w:r>
-            <w:sym w:char="2610" w:font="Calibri"/>
-          </w:r>
-        </w:sdtContent>
-      </w:sdt>
-      <w:r>
-        <w:rPr>
-          <w:rFonts w:ascii="Inter" w:cs="Inter" w:eastAsia="Inter" w:hAnsi="Inter"/>
+            <w14:checkedState w14:val="25CF" w14:font="Calibri"/>
+            <w14:uncheckedState w14:val="25CB" w14:font="Calibri"/>
+          </w14:checkbox>
+        </w:sdtPr>
+        <w:sdtContent>
+          <w:r>
+            <w:sym w:char="25CB" w:font="Calibri"/>
+          </w:r>
+        </w:sdtContent>
+      </w:sdt>
+      <w:r>
+        <w:rPr>
+          <w:rFonts w:ascii="Outfit" w:cs="Outfit" w:eastAsia="Outfit" w:hAnsi="Outfit"/>
           <w:b w:val="false"/>
           <w:bCs w:val="false"/>
           <w:i w:val="false"/>
@@ -1395,7 +1395,7 @@
       </w:r>
       <w:r>
         <w:rPr>
-          <w:rFonts w:ascii="Inter" w:cs="Inter" w:eastAsia="Inter" w:hAnsi="Inter"/>
+          <w:rFonts w:ascii="Outfit" w:cs="Outfit" w:eastAsia="Outfit" w:hAnsi="Outfit"/>
           <w:b w:val="false"/>
           <w:bCs w:val="false"/>
           <w:i w:val="false"/>
@@ -1410,19 +1410,19 @@
         <w:sdtPr>
           <w14:checkbox>
             <w14:checked w14:val="0"/>
-            <w14:checkedState w14:val="2612" w14:font="Calibri"/>
-            <w14:uncheckedState w14:val="2610" w14:font="Calibri"/>
-          </w14:checkbox>
-        </w:sdtPr>
-        <w:sdtContent>
-          <w:r>
-            <w:sym w:char="2610" w:font="Calibri"/>
-          </w:r>
-        </w:sdtContent>
-      </w:sdt>
-      <w:r>
-        <w:rPr>
-          <w:rFonts w:ascii="Inter" w:cs="Inter" w:eastAsia="Inter" w:hAnsi="Inter"/>
+            <w14:checkedState w14:val="25CF" w14:font="Calibri"/>
+            <w14:uncheckedState w14:val="25CB" w14:font="Calibri"/>
+          </w14:checkbox>
+        </w:sdtPr>
+        <w:sdtContent>
+          <w:r>
+            <w:sym w:char="25CB" w:font="Calibri"/>
+          </w:r>
+        </w:sdtContent>
+      </w:sdt>
+      <w:r>
+        <w:rPr>
+          <w:rFonts w:ascii="Outfit" w:cs="Outfit" w:eastAsia="Outfit" w:hAnsi="Outfit"/>
           <w:b w:val="false"/>
           <w:bCs w:val="false"/>
           <w:i w:val="false"/>
@@ -1435,7 +1435,7 @@
       </w:r>
       <w:r>
         <w:rPr>
-          <w:rFonts w:ascii="Inter" w:cs="Inter" w:eastAsia="Inter" w:hAnsi="Inter"/>
+          <w:rFonts w:ascii="Outfit" w:cs="Outfit" w:eastAsia="Outfit" w:hAnsi="Outfit"/>
           <w:b w:val="false"/>
           <w:bCs w:val="false"/>
           <w:i w:val="false"/>
@@ -1450,19 +1450,19 @@
         <w:sdtPr>
           <w14:checkbox>
             <w14:checked w14:val="0"/>
-            <w14:checkedState w14:val="2612" w14:font="Calibri"/>
-            <w14:uncheckedState w14:val="2610" w14:font="Calibri"/>
-          </w14:checkbox>
-        </w:sdtPr>
-        <w:sdtContent>
-          <w:r>
-            <w:sym w:char="2610" w:font="Calibri"/>
-          </w:r>
-        </w:sdtContent>
-      </w:sdt>
-      <w:r>
-        <w:rPr>
-          <w:rFonts w:ascii="Inter" w:cs="Inter" w:eastAsia="Inter" w:hAnsi="Inter"/>
+            <w14:checkedState w14:val="25CF" w14:font="Calibri"/>
+            <w14:uncheckedState w14:val="25CB" w14:font="Calibri"/>
+          </w14:checkbox>
+        </w:sdtPr>
+        <w:sdtContent>
+          <w:r>
+            <w:sym w:char="25CB" w:font="Calibri"/>
+          </w:r>
+        </w:sdtContent>
+      </w:sdt>
+      <w:r>
+        <w:rPr>
+          <w:rFonts w:ascii="Outfit" w:cs="Outfit" w:eastAsia="Outfit" w:hAnsi="Outfit"/>
           <w:b w:val="false"/>
           <w:bCs w:val="false"/>
           <w:i w:val="false"/>
@@ -1475,7 +1475,7 @@
       </w:r>
       <w:r>
         <w:rPr>
-          <w:rFonts w:ascii="Inter" w:cs="Inter" w:eastAsia="Inter" w:hAnsi="Inter"/>
+          <w:rFonts w:ascii="Outfit" w:cs="Outfit" w:eastAsia="Outfit" w:hAnsi="Outfit"/>
           <w:b w:val="false"/>
           <w:bCs w:val="false"/>
           <w:i w:val="false"/>
@@ -1490,19 +1490,19 @@
         <w:sdtPr>
           <w14:checkbox>
             <w14:checked w14:val="0"/>
-            <w14:checkedState w14:val="2612" w14:font="Calibri"/>
-            <w14:uncheckedState w14:val="2610" w14:font="Calibri"/>
-          </w14:checkbox>
-        </w:sdtPr>
-        <w:sdtContent>
-          <w:r>
-            <w:sym w:char="2610" w:font="Calibri"/>
-          </w:r>
-        </w:sdtContent>
-      </w:sdt>
-      <w:r>
-        <w:rPr>
-          <w:rFonts w:ascii="Inter" w:cs="Inter" w:eastAsia="Inter" w:hAnsi="Inter"/>
+            <w14:checkedState w14:val="25CF" w14:font="Calibri"/>
+            <w14:uncheckedState w14:val="25CB" w14:font="Calibri"/>
+          </w14:checkbox>
+        </w:sdtPr>
+        <w:sdtContent>
+          <w:r>
+            <w:sym w:char="25CB" w:font="Calibri"/>
+          </w:r>
+        </w:sdtContent>
+      </w:sdt>
+      <w:r>
+        <w:rPr>
+          <w:rFonts w:ascii="Outfit" w:cs="Outfit" w:eastAsia="Outfit" w:hAnsi="Outfit"/>
           <w:b w:val="false"/>
           <w:bCs w:val="false"/>
           <w:i w:val="false"/>
@@ -1521,7 +1521,7 @@
       </w:pPr>
       <w:r>
         <w:rPr>
-          <w:rFonts w:ascii="Inter" w:cs="Inter" w:eastAsia="Inter" w:hAnsi="Inter"/>
+          <w:rFonts w:ascii="Outfit" w:cs="Outfit" w:eastAsia="Outfit" w:hAnsi="Outfit"/>
           <w:b w:val="false"/>
           <w:bCs w:val="false"/>
           <w:i w:val="false"/>
@@ -1581,7 +1581,7 @@
             <w:tcBorders>
               <w:top w:val="none"/>
               <w:left w:val="none"/>
-              <w:bottom w:val="single" w:color="D6D8DA" w:sz="5"/>
+              <w:bottom w:val="single" w:color="AEB1B5" w:sz="7"/>
               <w:right w:val="none"/>
             </w:tcBorders>
             <w:tcMar>
@@ -1592,7 +1592,7 @@
           <w:p>
             <w:r>
               <w:rPr>
-                <w:rFonts w:ascii="Cinzel" w:cs="Cinzel" w:eastAsia="Cinzel" w:hAnsi="Cinzel"/>
+                <w:rFonts w:ascii="Outfit" w:cs="Outfit" w:eastAsia="Outfit" w:hAnsi="Outfit"/>
                 <w:b/>
                 <w:bCs/>
                 <w:i w:val="false"/>
@@ -1611,7 +1611,7 @@
             <w:tcBorders>
               <w:top w:val="none"/>
               <w:left w:val="none"/>
-              <w:bottom w:val="single" w:color="D6D8DA" w:sz="5"/>
+              <w:bottom w:val="single" w:color="AEB1B5" w:sz="7"/>
               <w:right w:val="none"/>
             </w:tcBorders>
             <w:tcMar>
@@ -1622,7 +1622,7 @@
           <w:p>
             <w:r>
               <w:rPr>
-                <w:rFonts w:ascii="Inter" w:cs="Inter" w:eastAsia="Inter" w:hAnsi="Inter"/>
+                <w:rFonts w:ascii="Outfit" w:cs="Outfit" w:eastAsia="Outfit" w:hAnsi="Outfit"/>
                 <w:b/>
                 <w:bCs/>
                 <w:i w:val="false"/>
@@ -1650,7 +1650,7 @@
       </w:pPr>
       <w:r>
         <w:rPr>
-          <w:rFonts w:ascii="Inter" w:cs="Inter" w:eastAsia="Inter" w:hAnsi="Inter"/>
+          <w:rFonts w:ascii="Outfit" w:cs="Outfit" w:eastAsia="Outfit" w:hAnsi="Outfit"/>
           <w:b w:val="false"/>
           <w:bCs w:val="false"/>
           <w:i w:val="false"/>
@@ -1670,19 +1670,19 @@
         <w:sdtPr>
           <w14:checkbox>
             <w14:checked w14:val="0"/>
-            <w14:checkedState w14:val="2612" w14:font="Calibri"/>
-            <w14:uncheckedState w14:val="2610" w14:font="Calibri"/>
-          </w14:checkbox>
-        </w:sdtPr>
-        <w:sdtContent>
-          <w:r>
-            <w:sym w:char="2610" w:font="Calibri"/>
-          </w:r>
-        </w:sdtContent>
-      </w:sdt>
-      <w:r>
-        <w:rPr>
-          <w:rFonts w:ascii="Inter" w:cs="Inter" w:eastAsia="Inter" w:hAnsi="Inter"/>
+            <w14:checkedState w14:val="25CF" w14:font="Calibri"/>
+            <w14:uncheckedState w14:val="25CB" w14:font="Calibri"/>
+          </w14:checkbox>
+        </w:sdtPr>
+        <w:sdtContent>
+          <w:r>
+            <w:sym w:char="25CB" w:font="Calibri"/>
+          </w:r>
+        </w:sdtContent>
+      </w:sdt>
+      <w:r>
+        <w:rPr>
+          <w:rFonts w:ascii="Outfit" w:cs="Outfit" w:eastAsia="Outfit" w:hAnsi="Outfit"/>
           <w:b w:val="false"/>
           <w:bCs w:val="false"/>
           <w:i w:val="false"/>
@@ -1695,7 +1695,7 @@
       </w:r>
       <w:r>
         <w:rPr>
-          <w:rFonts w:ascii="Inter" w:cs="Inter" w:eastAsia="Inter" w:hAnsi="Inter"/>
+          <w:rFonts w:ascii="Outfit" w:cs="Outfit" w:eastAsia="Outfit" w:hAnsi="Outfit"/>
           <w:b w:val="false"/>
           <w:bCs w:val="false"/>
           <w:i w:val="false"/>
@@ -1710,19 +1710,19 @@
         <w:sdtPr>
           <w14:checkbox>
             <w14:checked w14:val="0"/>
-            <w14:checkedState w14:val="2612" w14:font="Calibri"/>
-            <w14:uncheckedState w14:val="2610" w14:font="Calibri"/>
-          </w14:checkbox>
-        </w:sdtPr>
-        <w:sdtContent>
-          <w:r>
-            <w:sym w:char="2610" w:font="Calibri"/>
-          </w:r>
-        </w:sdtContent>
-      </w:sdt>
-      <w:r>
-        <w:rPr>
-          <w:rFonts w:ascii="Inter" w:cs="Inter" w:eastAsia="Inter" w:hAnsi="Inter"/>
+            <w14:checkedState w14:val="25CF" w14:font="Calibri"/>
+            <w14:uncheckedState w14:val="25CB" w14:font="Calibri"/>
+          </w14:checkbox>
+        </w:sdtPr>
+        <w:sdtContent>
+          <w:r>
+            <w:sym w:char="25CB" w:font="Calibri"/>
+          </w:r>
+        </w:sdtContent>
+      </w:sdt>
+      <w:r>
+        <w:rPr>
+          <w:rFonts w:ascii="Outfit" w:cs="Outfit" w:eastAsia="Outfit" w:hAnsi="Outfit"/>
           <w:b w:val="false"/>
           <w:bCs w:val="false"/>
           <w:i w:val="false"/>
@@ -1735,7 +1735,7 @@
       </w:r>
       <w:r>
         <w:rPr>
-          <w:rFonts w:ascii="Inter" w:cs="Inter" w:eastAsia="Inter" w:hAnsi="Inter"/>
+          <w:rFonts w:ascii="Outfit" w:cs="Outfit" w:eastAsia="Outfit" w:hAnsi="Outfit"/>
           <w:b w:val="false"/>
           <w:bCs w:val="false"/>
           <w:i w:val="false"/>
@@ -1750,19 +1750,19 @@
         <w:sdtPr>
           <w14:checkbox>
             <w14:checked w14:val="0"/>
-            <w14:checkedState w14:val="2612" w14:font="Calibri"/>
-            <w14:uncheckedState w14:val="2610" w14:font="Calibri"/>
-          </w14:checkbox>
-        </w:sdtPr>
-        <w:sdtContent>
-          <w:r>
-            <w:sym w:char="2610" w:font="Calibri"/>
-          </w:r>
-        </w:sdtContent>
-      </w:sdt>
-      <w:r>
-        <w:rPr>
-          <w:rFonts w:ascii="Inter" w:cs="Inter" w:eastAsia="Inter" w:hAnsi="Inter"/>
+            <w14:checkedState w14:val="25CF" w14:font="Calibri"/>
+            <w14:uncheckedState w14:val="25CB" w14:font="Calibri"/>
+          </w14:checkbox>
+        </w:sdtPr>
+        <w:sdtContent>
+          <w:r>
+            <w:sym w:char="25CB" w:font="Calibri"/>
+          </w:r>
+        </w:sdtContent>
+      </w:sdt>
+      <w:r>
+        <w:rPr>
+          <w:rFonts w:ascii="Outfit" w:cs="Outfit" w:eastAsia="Outfit" w:hAnsi="Outfit"/>
           <w:b w:val="false"/>
           <w:bCs w:val="false"/>
           <w:i w:val="false"/>
@@ -1775,7 +1775,7 @@
       </w:r>
       <w:r>
         <w:rPr>
-          <w:rFonts w:ascii="Inter" w:cs="Inter" w:eastAsia="Inter" w:hAnsi="Inter"/>
+          <w:rFonts w:ascii="Outfit" w:cs="Outfit" w:eastAsia="Outfit" w:hAnsi="Outfit"/>
           <w:b w:val="false"/>
           <w:bCs w:val="false"/>
           <w:i w:val="false"/>
@@ -1790,19 +1790,19 @@
         <w:sdtPr>
           <w14:checkbox>
             <w14:checked w14:val="0"/>
-            <w14:checkedState w14:val="2612" w14:font="Calibri"/>
-            <w14:uncheckedState w14:val="2610" w14:font="Calibri"/>
-          </w14:checkbox>
-        </w:sdtPr>
-        <w:sdtContent>
-          <w:r>
-            <w:sym w:char="2610" w:font="Calibri"/>
-          </w:r>
-        </w:sdtContent>
-      </w:sdt>
-      <w:r>
-        <w:rPr>
-          <w:rFonts w:ascii="Inter" w:cs="Inter" w:eastAsia="Inter" w:hAnsi="Inter"/>
+            <w14:checkedState w14:val="25CF" w14:font="Calibri"/>
+            <w14:uncheckedState w14:val="25CB" w14:font="Calibri"/>
+          </w14:checkbox>
+        </w:sdtPr>
+        <w:sdtContent>
+          <w:r>
+            <w:sym w:char="25CB" w:font="Calibri"/>
+          </w:r>
+        </w:sdtContent>
+      </w:sdt>
+      <w:r>
+        <w:rPr>
+          <w:rFonts w:ascii="Outfit" w:cs="Outfit" w:eastAsia="Outfit" w:hAnsi="Outfit"/>
           <w:b w:val="false"/>
           <w:bCs w:val="false"/>
           <w:i w:val="false"/>
@@ -1821,7 +1821,7 @@
       </w:pPr>
       <w:r>
         <w:rPr>
-          <w:rFonts w:ascii="Inter" w:cs="Inter" w:eastAsia="Inter" w:hAnsi="Inter"/>
+          <w:rFonts w:ascii="Outfit" w:cs="Outfit" w:eastAsia="Outfit" w:hAnsi="Outfit"/>
           <w:b w:val="false"/>
           <w:bCs w:val="false"/>
           <w:i w:val="false"/>
@@ -1841,19 +1841,19 @@
         <w:sdtPr>
           <w14:checkbox>
             <w14:checked w14:val="0"/>
-            <w14:checkedState w14:val="2612" w14:font="Calibri"/>
-            <w14:uncheckedState w14:val="2610" w14:font="Calibri"/>
-          </w14:checkbox>
-        </w:sdtPr>
-        <w:sdtContent>
-          <w:r>
-            <w:sym w:char="2610" w:font="Calibri"/>
-          </w:r>
-        </w:sdtContent>
-      </w:sdt>
-      <w:r>
-        <w:rPr>
-          <w:rFonts w:ascii="Inter" w:cs="Inter" w:eastAsia="Inter" w:hAnsi="Inter"/>
+            <w14:checkedState w14:val="25CF" w14:font="Calibri"/>
+            <w14:uncheckedState w14:val="25CB" w14:font="Calibri"/>
+          </w14:checkbox>
+        </w:sdtPr>
+        <w:sdtContent>
+          <w:r>
+            <w:sym w:char="25CB" w:font="Calibri"/>
+          </w:r>
+        </w:sdtContent>
+      </w:sdt>
+      <w:r>
+        <w:rPr>
+          <w:rFonts w:ascii="Outfit" w:cs="Outfit" w:eastAsia="Outfit" w:hAnsi="Outfit"/>
           <w:b w:val="false"/>
           <w:bCs w:val="false"/>
           <w:i w:val="false"/>
@@ -1866,7 +1866,7 @@
       </w:r>
       <w:r>
         <w:rPr>
-          <w:rFonts w:ascii="Inter" w:cs="Inter" w:eastAsia="Inter" w:hAnsi="Inter"/>
+          <w:rFonts w:ascii="Outfit" w:cs="Outfit" w:eastAsia="Outfit" w:hAnsi="Outfit"/>
           <w:b w:val="false"/>
           <w:bCs w:val="false"/>
           <w:i w:val="false"/>
@@ -1881,19 +1881,19 @@
         <w:sdtPr>
           <w14:checkbox>
             <w14:checked w14:val="0"/>
-            <w14:checkedState w14:val="2612" w14:font="Calibri"/>
-            <w14:uncheckedState w14:val="2610" w14:font="Calibri"/>
-          </w14:checkbox>
-        </w:sdtPr>
-        <w:sdtContent>
-          <w:r>
-            <w:sym w:char="2610" w:font="Calibri"/>
-          </w:r>
-        </w:sdtContent>
-      </w:sdt>
-      <w:r>
-        <w:rPr>
-          <w:rFonts w:ascii="Inter" w:cs="Inter" w:eastAsia="Inter" w:hAnsi="Inter"/>
+            <w14:checkedState w14:val="25CF" w14:font="Calibri"/>
+            <w14:uncheckedState w14:val="25CB" w14:font="Calibri"/>
+          </w14:checkbox>
+        </w:sdtPr>
+        <w:sdtContent>
+          <w:r>
+            <w:sym w:char="25CB" w:font="Calibri"/>
+          </w:r>
+        </w:sdtContent>
+      </w:sdt>
+      <w:r>
+        <w:rPr>
+          <w:rFonts w:ascii="Outfit" w:cs="Outfit" w:eastAsia="Outfit" w:hAnsi="Outfit"/>
           <w:b w:val="false"/>
           <w:bCs w:val="false"/>
           <w:i w:val="false"/>
@@ -1906,7 +1906,7 @@
       </w:r>
       <w:r>
         <w:rPr>
-          <w:rFonts w:ascii="Inter" w:cs="Inter" w:eastAsia="Inter" w:hAnsi="Inter"/>
+          <w:rFonts w:ascii="Outfit" w:cs="Outfit" w:eastAsia="Outfit" w:hAnsi="Outfit"/>
           <w:b w:val="false"/>
           <w:bCs w:val="false"/>
           <w:i w:val="false"/>
@@ -1921,19 +1921,19 @@
         <w:sdtPr>
           <w14:checkbox>
             <w14:checked w14:val="0"/>
-            <w14:checkedState w14:val="2612" w14:font="Calibri"/>
-            <w14:uncheckedState w14:val="2610" w14:font="Calibri"/>
-          </w14:checkbox>
-        </w:sdtPr>
-        <w:sdtContent>
-          <w:r>
-            <w:sym w:char="2610" w:font="Calibri"/>
-          </w:r>
-        </w:sdtContent>
-      </w:sdt>
-      <w:r>
-        <w:rPr>
-          <w:rFonts w:ascii="Inter" w:cs="Inter" w:eastAsia="Inter" w:hAnsi="Inter"/>
+            <w14:checkedState w14:val="25CF" w14:font="Calibri"/>
+            <w14:uncheckedState w14:val="25CB" w14:font="Calibri"/>
+          </w14:checkbox>
+        </w:sdtPr>
+        <w:sdtContent>
+          <w:r>
+            <w:sym w:char="25CB" w:font="Calibri"/>
+          </w:r>
+        </w:sdtContent>
+      </w:sdt>
+      <w:r>
+        <w:rPr>
+          <w:rFonts w:ascii="Outfit" w:cs="Outfit" w:eastAsia="Outfit" w:hAnsi="Outfit"/>
           <w:b w:val="false"/>
           <w:bCs w:val="false"/>
           <w:i w:val="false"/>
@@ -1946,7 +1946,7 @@
       </w:r>
       <w:r>
         <w:rPr>
-          <w:rFonts w:ascii="Inter" w:cs="Inter" w:eastAsia="Inter" w:hAnsi="Inter"/>
+          <w:rFonts w:ascii="Outfit" w:cs="Outfit" w:eastAsia="Outfit" w:hAnsi="Outfit"/>
           <w:b w:val="false"/>
           <w:bCs w:val="false"/>
           <w:i w:val="false"/>
@@ -1961,19 +1961,19 @@
         <w:sdtPr>
           <w14:checkbox>
             <w14:checked w14:val="0"/>
-            <w14:checkedState w14:val="2612" w14:font="Calibri"/>
-            <w14:uncheckedState w14:val="2610" w14:font="Calibri"/>
-          </w14:checkbox>
-        </w:sdtPr>
-        <w:sdtContent>
-          <w:r>
-            <w:sym w:char="2610" w:font="Calibri"/>
-          </w:r>
-        </w:sdtContent>
-      </w:sdt>
-      <w:r>
-        <w:rPr>
-          <w:rFonts w:ascii="Inter" w:cs="Inter" w:eastAsia="Inter" w:hAnsi="Inter"/>
+            <w14:checkedState w14:val="25CF" w14:font="Calibri"/>
+            <w14:uncheckedState w14:val="25CB" w14:font="Calibri"/>
+          </w14:checkbox>
+        </w:sdtPr>
+        <w:sdtContent>
+          <w:r>
+            <w:sym w:char="25CB" w:font="Calibri"/>
+          </w:r>
+        </w:sdtContent>
+      </w:sdt>
+      <w:r>
+        <w:rPr>
+          <w:rFonts w:ascii="Outfit" w:cs="Outfit" w:eastAsia="Outfit" w:hAnsi="Outfit"/>
           <w:b w:val="false"/>
           <w:bCs w:val="false"/>
           <w:i w:val="false"/>
@@ -1992,7 +1992,7 @@
       </w:pPr>
       <w:r>
         <w:rPr>
-          <w:rFonts w:ascii="Inter" w:cs="Inter" w:eastAsia="Inter" w:hAnsi="Inter"/>
+          <w:rFonts w:ascii="Outfit" w:cs="Outfit" w:eastAsia="Outfit" w:hAnsi="Outfit"/>
           <w:b w:val="false"/>
           <w:bCs w:val="false"/>
           <w:i w:val="false"/>
@@ -2026,7 +2026,7 @@
       </w:pPr>
       <w:r>
         <w:rPr>
-          <w:rFonts w:ascii="Inter" w:cs="Inter" w:eastAsia="Inter" w:hAnsi="Inter"/>
+          <w:rFonts w:ascii="Outfit" w:cs="Outfit" w:eastAsia="Outfit" w:hAnsi="Outfit"/>
           <w:b w:val="false"/>
           <w:bCs w:val="false"/>
           <w:i w:val="false"/>
@@ -2046,19 +2046,19 @@
         <w:sdtPr>
           <w14:checkbox>
             <w14:checked w14:val="0"/>
-            <w14:checkedState w14:val="2612" w14:font="Calibri"/>
-            <w14:uncheckedState w14:val="2610" w14:font="Calibri"/>
-          </w14:checkbox>
-        </w:sdtPr>
-        <w:sdtContent>
-          <w:r>
-            <w:sym w:char="2610" w:font="Calibri"/>
-          </w:r>
-        </w:sdtContent>
-      </w:sdt>
-      <w:r>
-        <w:rPr>
-          <w:rFonts w:ascii="Inter" w:cs="Inter" w:eastAsia="Inter" w:hAnsi="Inter"/>
+            <w14:checkedState w14:val="25CF" w14:font="Calibri"/>
+            <w14:uncheckedState w14:val="25CB" w14:font="Calibri"/>
+          </w14:checkbox>
+        </w:sdtPr>
+        <w:sdtContent>
+          <w:r>
+            <w:sym w:char="25CB" w:font="Calibri"/>
+          </w:r>
+        </w:sdtContent>
+      </w:sdt>
+      <w:r>
+        <w:rPr>
+          <w:rFonts w:ascii="Outfit" w:cs="Outfit" w:eastAsia="Outfit" w:hAnsi="Outfit"/>
           <w:b w:val="false"/>
           <w:bCs w:val="false"/>
           <w:i w:val="false"/>
@@ -2071,7 +2071,7 @@
       </w:r>
       <w:r>
         <w:rPr>
-          <w:rFonts w:ascii="Inter" w:cs="Inter" w:eastAsia="Inter" w:hAnsi="Inter"/>
+          <w:rFonts w:ascii="Outfit" w:cs="Outfit" w:eastAsia="Outfit" w:hAnsi="Outfit"/>
           <w:b w:val="false"/>
           <w:bCs w:val="false"/>
           <w:i w:val="false"/>
@@ -2086,19 +2086,19 @@
         <w:sdtPr>
           <w14:checkbox>
             <w14:checked w14:val="0"/>
-            <w14:checkedState w14:val="2612" w14:font="Calibri"/>
-            <w14:uncheckedState w14:val="2610" w14:font="Calibri"/>
-          </w14:checkbox>
-        </w:sdtPr>
-        <w:sdtContent>
-          <w:r>
-            <w:sym w:char="2610" w:font="Calibri"/>
-          </w:r>
-        </w:sdtContent>
-      </w:sdt>
-      <w:r>
-        <w:rPr>
-          <w:rFonts w:ascii="Inter" w:cs="Inter" w:eastAsia="Inter" w:hAnsi="Inter"/>
+            <w14:checkedState w14:val="25CF" w14:font="Calibri"/>
+            <w14:uncheckedState w14:val="25CB" w14:font="Calibri"/>
+          </w14:checkbox>
+        </w:sdtPr>
+        <w:sdtContent>
+          <w:r>
+            <w:sym w:char="25CB" w:font="Calibri"/>
+          </w:r>
+        </w:sdtContent>
+      </w:sdt>
+      <w:r>
+        <w:rPr>
+          <w:rFonts w:ascii="Outfit" w:cs="Outfit" w:eastAsia="Outfit" w:hAnsi="Outfit"/>
           <w:b w:val="false"/>
           <w:bCs w:val="false"/>
           <w:i w:val="false"/>
@@ -2111,7 +2111,7 @@
       </w:r>
       <w:r>
         <w:rPr>
-          <w:rFonts w:ascii="Inter" w:cs="Inter" w:eastAsia="Inter" w:hAnsi="Inter"/>
+          <w:rFonts w:ascii="Outfit" w:cs="Outfit" w:eastAsia="Outfit" w:hAnsi="Outfit"/>
           <w:b w:val="false"/>
           <w:bCs w:val="false"/>
           <w:i w:val="false"/>
@@ -2126,19 +2126,19 @@
         <w:sdtPr>
           <w14:checkbox>
             <w14:checked w14:val="0"/>
-            <w14:checkedState w14:val="2612" w14:font="Calibri"/>
-            <w14:uncheckedState w14:val="2610" w14:font="Calibri"/>
-          </w14:checkbox>
-        </w:sdtPr>
-        <w:sdtContent>
-          <w:r>
-            <w:sym w:char="2610" w:font="Calibri"/>
-          </w:r>
-        </w:sdtContent>
-      </w:sdt>
-      <w:r>
-        <w:rPr>
-          <w:rFonts w:ascii="Inter" w:cs="Inter" w:eastAsia="Inter" w:hAnsi="Inter"/>
+            <w14:checkedState w14:val="25CF" w14:font="Calibri"/>
+            <w14:uncheckedState w14:val="25CB" w14:font="Calibri"/>
+          </w14:checkbox>
+        </w:sdtPr>
+        <w:sdtContent>
+          <w:r>
+            <w:sym w:char="25CB" w:font="Calibri"/>
+          </w:r>
+        </w:sdtContent>
+      </w:sdt>
+      <w:r>
+        <w:rPr>
+          <w:rFonts w:ascii="Outfit" w:cs="Outfit" w:eastAsia="Outfit" w:hAnsi="Outfit"/>
           <w:b w:val="false"/>
           <w:bCs w:val="false"/>
           <w:i w:val="false"/>
@@ -2151,7 +2151,7 @@
       </w:r>
       <w:r>
         <w:rPr>
-          <w:rFonts w:ascii="Inter" w:cs="Inter" w:eastAsia="Inter" w:hAnsi="Inter"/>
+          <w:rFonts w:ascii="Outfit" w:cs="Outfit" w:eastAsia="Outfit" w:hAnsi="Outfit"/>
           <w:b w:val="false"/>
           <w:bCs w:val="false"/>
           <w:i w:val="false"/>
@@ -2166,19 +2166,19 @@
         <w:sdtPr>
           <w14:checkbox>
             <w14:checked w14:val="0"/>
-            <w14:checkedState w14:val="2612" w14:font="Calibri"/>
-            <w14:uncheckedState w14:val="2610" w14:font="Calibri"/>
-          </w14:checkbox>
-        </w:sdtPr>
-        <w:sdtContent>
-          <w:r>
-            <w:sym w:char="2610" w:font="Calibri"/>
-          </w:r>
-        </w:sdtContent>
-      </w:sdt>
-      <w:r>
-        <w:rPr>
-          <w:rFonts w:ascii="Inter" w:cs="Inter" w:eastAsia="Inter" w:hAnsi="Inter"/>
+            <w14:checkedState w14:val="25CF" w14:font="Calibri"/>
+            <w14:uncheckedState w14:val="25CB" w14:font="Calibri"/>
+          </w14:checkbox>
+        </w:sdtPr>
+        <w:sdtContent>
+          <w:r>
+            <w:sym w:char="25CB" w:font="Calibri"/>
+          </w:r>
+        </w:sdtContent>
+      </w:sdt>
+      <w:r>
+        <w:rPr>
+          <w:rFonts w:ascii="Outfit" w:cs="Outfit" w:eastAsia="Outfit" w:hAnsi="Outfit"/>
           <w:b w:val="false"/>
           <w:bCs w:val="false"/>
           <w:i w:val="false"/>
@@ -2191,7 +2191,7 @@
       </w:r>
       <w:r>
         <w:rPr>
-          <w:rFonts w:ascii="Inter" w:cs="Inter" w:eastAsia="Inter" w:hAnsi="Inter"/>
+          <w:rFonts w:ascii="Outfit" w:cs="Outfit" w:eastAsia="Outfit" w:hAnsi="Outfit"/>
           <w:b w:val="false"/>
           <w:bCs w:val="false"/>
           <w:i w:val="false"/>
@@ -2206,19 +2206,19 @@
         <w:sdtPr>
           <w14:checkbox>
             <w14:checked w14:val="0"/>
-            <w14:checkedState w14:val="2612" w14:font="Calibri"/>
-            <w14:uncheckedState w14:val="2610" w14:font="Calibri"/>
-          </w14:checkbox>
-        </w:sdtPr>
-        <w:sdtContent>
-          <w:r>
-            <w:sym w:char="2610" w:font="Calibri"/>
-          </w:r>
-        </w:sdtContent>
-      </w:sdt>
-      <w:r>
-        <w:rPr>
-          <w:rFonts w:ascii="Inter" w:cs="Inter" w:eastAsia="Inter" w:hAnsi="Inter"/>
+            <w14:checkedState w14:val="25CF" w14:font="Calibri"/>
+            <w14:uncheckedState w14:val="25CB" w14:font="Calibri"/>
+          </w14:checkbox>
+        </w:sdtPr>
+        <w:sdtContent>
+          <w:r>
+            <w:sym w:char="25CB" w:font="Calibri"/>
+          </w:r>
+        </w:sdtContent>
+      </w:sdt>
+      <w:r>
+        <w:rPr>
+          <w:rFonts w:ascii="Outfit" w:cs="Outfit" w:eastAsia="Outfit" w:hAnsi="Outfit"/>
           <w:b w:val="false"/>
           <w:bCs w:val="false"/>
           <w:i w:val="false"/>
@@ -2237,7 +2237,7 @@
       </w:pPr>
       <w:r>
         <w:rPr>
-          <w:rFonts w:ascii="Inter" w:cs="Inter" w:eastAsia="Inter" w:hAnsi="Inter"/>
+          <w:rFonts w:ascii="Outfit" w:cs="Outfit" w:eastAsia="Outfit" w:hAnsi="Outfit"/>
           <w:b w:val="false"/>
           <w:bCs w:val="false"/>
           <w:i w:val="false"/>
@@ -2257,19 +2257,19 @@
         <w:sdtPr>
           <w14:checkbox>
             <w14:checked w14:val="0"/>
-            <w14:checkedState w14:val="2612" w14:font="Calibri"/>
-            <w14:uncheckedState w14:val="2610" w14:font="Calibri"/>
-          </w14:checkbox>
-        </w:sdtPr>
-        <w:sdtContent>
-          <w:r>
-            <w:sym w:char="2610" w:font="Calibri"/>
-          </w:r>
-        </w:sdtContent>
-      </w:sdt>
-      <w:r>
-        <w:rPr>
-          <w:rFonts w:ascii="Inter" w:cs="Inter" w:eastAsia="Inter" w:hAnsi="Inter"/>
+            <w14:checkedState w14:val="25CF" w14:font="Calibri"/>
+            <w14:uncheckedState w14:val="25CB" w14:font="Calibri"/>
+          </w14:checkbox>
+        </w:sdtPr>
+        <w:sdtContent>
+          <w:r>
+            <w:sym w:char="25CB" w:font="Calibri"/>
+          </w:r>
+        </w:sdtContent>
+      </w:sdt>
+      <w:r>
+        <w:rPr>
+          <w:rFonts w:ascii="Outfit" w:cs="Outfit" w:eastAsia="Outfit" w:hAnsi="Outfit"/>
           <w:b w:val="false"/>
           <w:bCs w:val="false"/>
           <w:i w:val="false"/>
@@ -2282,7 +2282,7 @@
       </w:r>
       <w:r>
         <w:rPr>
-          <w:rFonts w:ascii="Inter" w:cs="Inter" w:eastAsia="Inter" w:hAnsi="Inter"/>
+          <w:rFonts w:ascii="Outfit" w:cs="Outfit" w:eastAsia="Outfit" w:hAnsi="Outfit"/>
           <w:b w:val="false"/>
           <w:bCs w:val="false"/>
           <w:i w:val="false"/>
@@ -2297,19 +2297,19 @@
         <w:sdtPr>
           <w14:checkbox>
             <w14:checked w14:val="0"/>
-            <w14:checkedState w14:val="2612" w14:font="Calibri"/>
-            <w14:uncheckedState w14:val="2610" w14:font="Calibri"/>
-          </w14:checkbox>
-        </w:sdtPr>
-        <w:sdtContent>
-          <w:r>
-            <w:sym w:char="2610" w:font="Calibri"/>
-          </w:r>
-        </w:sdtContent>
-      </w:sdt>
-      <w:r>
-        <w:rPr>
-          <w:rFonts w:ascii="Inter" w:cs="Inter" w:eastAsia="Inter" w:hAnsi="Inter"/>
+            <w14:checkedState w14:val="25CF" w14:font="Calibri"/>
+            <w14:uncheckedState w14:val="25CB" w14:font="Calibri"/>
+          </w14:checkbox>
+        </w:sdtPr>
+        <w:sdtContent>
+          <w:r>
+            <w:sym w:char="25CB" w:font="Calibri"/>
+          </w:r>
+        </w:sdtContent>
+      </w:sdt>
+      <w:r>
+        <w:rPr>
+          <w:rFonts w:ascii="Outfit" w:cs="Outfit" w:eastAsia="Outfit" w:hAnsi="Outfit"/>
           <w:b w:val="false"/>
           <w:bCs w:val="false"/>
           <w:i w:val="false"/>
@@ -2322,7 +2322,7 @@
       </w:r>
       <w:r>
         <w:rPr>
-          <w:rFonts w:ascii="Inter" w:cs="Inter" w:eastAsia="Inter" w:hAnsi="Inter"/>
+          <w:rFonts w:ascii="Outfit" w:cs="Outfit" w:eastAsia="Outfit" w:hAnsi="Outfit"/>
           <w:b w:val="false"/>
           <w:bCs w:val="false"/>
           <w:i w:val="false"/>
@@ -2337,19 +2337,19 @@
         <w:sdtPr>
           <w14:checkbox>
             <w14:checked w14:val="0"/>
-            <w14:checkedState w14:val="2612" w14:font="Calibri"/>
-            <w14:uncheckedState w14:val="2610" w14:font="Calibri"/>
-          </w14:checkbox>
-        </w:sdtPr>
-        <w:sdtContent>
-          <w:r>
-            <w:sym w:char="2610" w:font="Calibri"/>
-          </w:r>
-        </w:sdtContent>
-      </w:sdt>
-      <w:r>
-        <w:rPr>
-          <w:rFonts w:ascii="Inter" w:cs="Inter" w:eastAsia="Inter" w:hAnsi="Inter"/>
+            <w14:checkedState w14:val="25CF" w14:font="Calibri"/>
+            <w14:uncheckedState w14:val="25CB" w14:font="Calibri"/>
+          </w14:checkbox>
+        </w:sdtPr>
+        <w:sdtContent>
+          <w:r>
+            <w:sym w:char="25CB" w:font="Calibri"/>
+          </w:r>
+        </w:sdtContent>
+      </w:sdt>
+      <w:r>
+        <w:rPr>
+          <w:rFonts w:ascii="Outfit" w:cs="Outfit" w:eastAsia="Outfit" w:hAnsi="Outfit"/>
           <w:b w:val="false"/>
           <w:bCs w:val="false"/>
           <w:i w:val="false"/>
@@ -2362,7 +2362,7 @@
       </w:r>
       <w:r>
         <w:rPr>
-          <w:rFonts w:ascii="Inter" w:cs="Inter" w:eastAsia="Inter" w:hAnsi="Inter"/>
+          <w:rFonts w:ascii="Outfit" w:cs="Outfit" w:eastAsia="Outfit" w:hAnsi="Outfit"/>
           <w:b w:val="false"/>
           <w:bCs w:val="false"/>
           <w:i w:val="false"/>
@@ -2377,19 +2377,19 @@
         <w:sdtPr>
           <w14:checkbox>
             <w14:checked w14:val="0"/>
-            <w14:checkedState w14:val="2612" w14:font="Calibri"/>
-            <w14:uncheckedState w14:val="2610" w14:font="Calibri"/>
-          </w14:checkbox>
-        </w:sdtPr>
-        <w:sdtContent>
-          <w:r>
-            <w:sym w:char="2610" w:font="Calibri"/>
-          </w:r>
-        </w:sdtContent>
-      </w:sdt>
-      <w:r>
-        <w:rPr>
-          <w:rFonts w:ascii="Inter" w:cs="Inter" w:eastAsia="Inter" w:hAnsi="Inter"/>
+            <w14:checkedState w14:val="25CF" w14:font="Calibri"/>
+            <w14:uncheckedState w14:val="25CB" w14:font="Calibri"/>
+          </w14:checkbox>
+        </w:sdtPr>
+        <w:sdtContent>
+          <w:r>
+            <w:sym w:char="25CB" w:font="Calibri"/>
+          </w:r>
+        </w:sdtContent>
+      </w:sdt>
+      <w:r>
+        <w:rPr>
+          <w:rFonts w:ascii="Outfit" w:cs="Outfit" w:eastAsia="Outfit" w:hAnsi="Outfit"/>
           <w:b w:val="false"/>
           <w:bCs w:val="false"/>
           <w:i w:val="false"/>
@@ -2434,7 +2434,7 @@
             <w:tcBorders>
               <w:top w:val="none"/>
               <w:left w:val="none"/>
-              <w:bottom w:val="single" w:color="D6D8DA" w:sz="5"/>
+              <w:bottom w:val="single" w:color="AEB1B5" w:sz="7"/>
               <w:right w:val="none"/>
             </w:tcBorders>
             <w:tcMar>
@@ -2445,7 +2445,7 @@
           <w:p>
             <w:r>
               <w:rPr>
-                <w:rFonts w:ascii="Cinzel" w:cs="Cinzel" w:eastAsia="Cinzel" w:hAnsi="Cinzel"/>
+                <w:rFonts w:ascii="Outfit" w:cs="Outfit" w:eastAsia="Outfit" w:hAnsi="Outfit"/>
                 <w:b/>
                 <w:bCs/>
                 <w:i w:val="false"/>
@@ -2464,7 +2464,7 @@
             <w:tcBorders>
               <w:top w:val="none"/>
               <w:left w:val="none"/>
-              <w:bottom w:val="single" w:color="D6D8DA" w:sz="5"/>
+              <w:bottom w:val="single" w:color="AEB1B5" w:sz="7"/>
               <w:right w:val="none"/>
             </w:tcBorders>
             <w:tcMar>
@@ -2475,7 +2475,7 @@
           <w:p>
             <w:r>
               <w:rPr>
-                <w:rFonts w:ascii="Inter" w:cs="Inter" w:eastAsia="Inter" w:hAnsi="Inter"/>
+                <w:rFonts w:ascii="Outfit" w:cs="Outfit" w:eastAsia="Outfit" w:hAnsi="Outfit"/>
                 <w:b/>
                 <w:bCs/>
                 <w:i w:val="false"/>
@@ -2503,7 +2503,7 @@
       </w:pPr>
       <w:r>
         <w:rPr>
-          <w:rFonts w:ascii="Inter" w:cs="Inter" w:eastAsia="Inter" w:hAnsi="Inter"/>
+          <w:rFonts w:ascii="Outfit" w:cs="Outfit" w:eastAsia="Outfit" w:hAnsi="Outfit"/>
           <w:b w:val="false"/>
           <w:bCs w:val="false"/>
           <w:i w:val="false"/>
@@ -2537,7 +2537,7 @@
       </w:pPr>
       <w:r>
         <w:rPr>
-          <w:rFonts w:ascii="Inter" w:cs="Inter" w:eastAsia="Inter" w:hAnsi="Inter"/>
+          <w:rFonts w:ascii="Outfit" w:cs="Outfit" w:eastAsia="Outfit" w:hAnsi="Outfit"/>
           <w:b w:val="false"/>
           <w:bCs w:val="false"/>
           <w:i w:val="false"/>
@@ -2550,11 +2550,11 @@
       </w:r>
       <w:r>
         <w:rPr>
-          <w:rFonts w:ascii="Inter" w:cs="Inter" w:eastAsia="Inter" w:hAnsi="Inter"/>
-          <w:b w:val="false"/>
-          <w:bCs w:val="false"/>
-          <w:i/>
-          <w:iCs/>
+          <w:rFonts w:ascii="Outfit" w:cs="Outfit" w:eastAsia="Outfit" w:hAnsi="Outfit"/>
+          <w:b w:val="false"/>
+          <w:bCs w:val="false"/>
+          <w:i w:val="false"/>
+          <w:iCs w:val="false"/>
           <w:color w:val="55555A"/>
           <w:sz w:val="18"/>
           <w:szCs w:val="18"/>
@@ -2616,7 +2616,7 @@
       </w:pPr>
       <w:r>
         <w:rPr>
-          <w:rFonts w:ascii="Inter" w:cs="Inter" w:eastAsia="Inter" w:hAnsi="Inter"/>
+          <w:rFonts w:ascii="Outfit" w:cs="Outfit" w:eastAsia="Outfit" w:hAnsi="Outfit"/>
           <w:b w:val="false"/>
           <w:bCs w:val="false"/>
           <w:i w:val="false"/>
@@ -2629,11 +2629,11 @@
       </w:r>
       <w:r>
         <w:rPr>
-          <w:rFonts w:ascii="Inter" w:cs="Inter" w:eastAsia="Inter" w:hAnsi="Inter"/>
-          <w:b w:val="false"/>
-          <w:bCs w:val="false"/>
-          <w:i/>
-          <w:iCs/>
+          <w:rFonts w:ascii="Outfit" w:cs="Outfit" w:eastAsia="Outfit" w:hAnsi="Outfit"/>
+          <w:b w:val="false"/>
+          <w:bCs w:val="false"/>
+          <w:i w:val="false"/>
+          <w:iCs w:val="false"/>
           <w:color w:val="55555A"/>
           <w:sz w:val="18"/>
           <w:szCs w:val="18"/>
@@ -2695,7 +2695,7 @@
       </w:pPr>
       <w:r>
         <w:rPr>
-          <w:rFonts w:ascii="Inter" w:cs="Inter" w:eastAsia="Inter" w:hAnsi="Inter"/>
+          <w:rFonts w:ascii="Outfit" w:cs="Outfit" w:eastAsia="Outfit" w:hAnsi="Outfit"/>
           <w:b w:val="false"/>
           <w:bCs w:val="false"/>
           <w:i w:val="false"/>
@@ -2729,7 +2729,7 @@
       </w:pPr>
       <w:r>
         <w:rPr>
-          <w:rFonts w:ascii="Inter" w:cs="Inter" w:eastAsia="Inter" w:hAnsi="Inter"/>
+          <w:rFonts w:ascii="Outfit" w:cs="Outfit" w:eastAsia="Outfit" w:hAnsi="Outfit"/>
           <w:b w:val="false"/>
           <w:bCs w:val="false"/>
           <w:i w:val="false"/>
@@ -2763,7 +2763,7 @@
       </w:pPr>
       <w:r>
         <w:rPr>
-          <w:rFonts w:ascii="Inter" w:cs="Inter" w:eastAsia="Inter" w:hAnsi="Inter"/>
+          <w:rFonts w:ascii="Outfit" w:cs="Outfit" w:eastAsia="Outfit" w:hAnsi="Outfit"/>
           <w:b w:val="false"/>
           <w:bCs w:val="false"/>
           <w:i w:val="false"/>
@@ -2823,7 +2823,7 @@
             <w:tcBorders>
               <w:top w:val="none"/>
               <w:left w:val="none"/>
-              <w:bottom w:val="single" w:color="D6D8DA" w:sz="5"/>
+              <w:bottom w:val="single" w:color="AEB1B5" w:sz="7"/>
               <w:right w:val="none"/>
             </w:tcBorders>
             <w:tcMar>
@@ -2834,7 +2834,7 @@
           <w:p>
             <w:r>
               <w:rPr>
-                <w:rFonts w:ascii="Cinzel" w:cs="Cinzel" w:eastAsia="Cinzel" w:hAnsi="Cinzel"/>
+                <w:rFonts w:ascii="Outfit" w:cs="Outfit" w:eastAsia="Outfit" w:hAnsi="Outfit"/>
                 <w:b/>
                 <w:bCs/>
                 <w:i w:val="false"/>
@@ -2853,7 +2853,7 @@
             <w:tcBorders>
               <w:top w:val="none"/>
               <w:left w:val="none"/>
-              <w:bottom w:val="single" w:color="D6D8DA" w:sz="5"/>
+              <w:bottom w:val="single" w:color="AEB1B5" w:sz="7"/>
               <w:right w:val="none"/>
             </w:tcBorders>
             <w:tcMar>
@@ -2864,7 +2864,7 @@
           <w:p>
             <w:r>
               <w:rPr>
-                <w:rFonts w:ascii="Inter" w:cs="Inter" w:eastAsia="Inter" w:hAnsi="Inter"/>
+                <w:rFonts w:ascii="Outfit" w:cs="Outfit" w:eastAsia="Outfit" w:hAnsi="Outfit"/>
                 <w:b/>
                 <w:bCs/>
                 <w:i w:val="false"/>
@@ -2892,7 +2892,7 @@
       </w:pPr>
       <w:r>
         <w:rPr>
-          <w:rFonts w:ascii="Inter" w:cs="Inter" w:eastAsia="Inter" w:hAnsi="Inter"/>
+          <w:rFonts w:ascii="Outfit" w:cs="Outfit" w:eastAsia="Outfit" w:hAnsi="Outfit"/>
           <w:b w:val="false"/>
           <w:bCs w:val="false"/>
           <w:i w:val="false"/>
@@ -2912,19 +2912,19 @@
         <w:sdtPr>
           <w14:checkbox>
             <w14:checked w14:val="0"/>
-            <w14:checkedState w14:val="2612" w14:font="Calibri"/>
-            <w14:uncheckedState w14:val="2610" w14:font="Calibri"/>
-          </w14:checkbox>
-        </w:sdtPr>
-        <w:sdtContent>
-          <w:r>
-            <w:sym w:char="2610" w:font="Calibri"/>
-          </w:r>
-        </w:sdtContent>
-      </w:sdt>
-      <w:r>
-        <w:rPr>
-          <w:rFonts w:ascii="Inter" w:cs="Inter" w:eastAsia="Inter" w:hAnsi="Inter"/>
+            <w14:checkedState w14:val="25CF" w14:font="Calibri"/>
+            <w14:uncheckedState w14:val="25CB" w14:font="Calibri"/>
+          </w14:checkbox>
+        </w:sdtPr>
+        <w:sdtContent>
+          <w:r>
+            <w:sym w:char="25CB" w:font="Calibri"/>
+          </w:r>
+        </w:sdtContent>
+      </w:sdt>
+      <w:r>
+        <w:rPr>
+          <w:rFonts w:ascii="Outfit" w:cs="Outfit" w:eastAsia="Outfit" w:hAnsi="Outfit"/>
           <w:b w:val="false"/>
           <w:bCs w:val="false"/>
           <w:i w:val="false"/>
@@ -2937,7 +2937,7 @@
       </w:r>
       <w:r>
         <w:rPr>
-          <w:rFonts w:ascii="Inter" w:cs="Inter" w:eastAsia="Inter" w:hAnsi="Inter"/>
+          <w:rFonts w:ascii="Outfit" w:cs="Outfit" w:eastAsia="Outfit" w:hAnsi="Outfit"/>
           <w:b w:val="false"/>
           <w:bCs w:val="false"/>
           <w:i w:val="false"/>
@@ -2952,19 +2952,19 @@
         <w:sdtPr>
           <w14:checkbox>
             <w14:checked w14:val="0"/>
-            <w14:checkedState w14:val="2612" w14:font="Calibri"/>
-            <w14:uncheckedState w14:val="2610" w14:font="Calibri"/>
-          </w14:checkbox>
-        </w:sdtPr>
-        <w:sdtContent>
-          <w:r>
-            <w:sym w:char="2610" w:font="Calibri"/>
-          </w:r>
-        </w:sdtContent>
-      </w:sdt>
-      <w:r>
-        <w:rPr>
-          <w:rFonts w:ascii="Inter" w:cs="Inter" w:eastAsia="Inter" w:hAnsi="Inter"/>
+            <w14:checkedState w14:val="25CF" w14:font="Calibri"/>
+            <w14:uncheckedState w14:val="25CB" w14:font="Calibri"/>
+          </w14:checkbox>
+        </w:sdtPr>
+        <w:sdtContent>
+          <w:r>
+            <w:sym w:char="25CB" w:font="Calibri"/>
+          </w:r>
+        </w:sdtContent>
+      </w:sdt>
+      <w:r>
+        <w:rPr>
+          <w:rFonts w:ascii="Outfit" w:cs="Outfit" w:eastAsia="Outfit" w:hAnsi="Outfit"/>
           <w:b w:val="false"/>
           <w:bCs w:val="false"/>
           <w:i w:val="false"/>
@@ -2977,7 +2977,7 @@
       </w:r>
       <w:r>
         <w:rPr>
-          <w:rFonts w:ascii="Inter" w:cs="Inter" w:eastAsia="Inter" w:hAnsi="Inter"/>
+          <w:rFonts w:ascii="Outfit" w:cs="Outfit" w:eastAsia="Outfit" w:hAnsi="Outfit"/>
           <w:b w:val="false"/>
           <w:bCs w:val="false"/>
           <w:i w:val="false"/>
@@ -2992,19 +2992,19 @@
         <w:sdtPr>
           <w14:checkbox>
             <w14:checked w14:val="0"/>
-            <w14:checkedState w14:val="2612" w14:font="Calibri"/>
-            <w14:uncheckedState w14:val="2610" w14:font="Calibri"/>
-          </w14:checkbox>
-        </w:sdtPr>
-        <w:sdtContent>
-          <w:r>
-            <w:sym w:char="2610" w:font="Calibri"/>
-          </w:r>
-        </w:sdtContent>
-      </w:sdt>
-      <w:r>
-        <w:rPr>
-          <w:rFonts w:ascii="Inter" w:cs="Inter" w:eastAsia="Inter" w:hAnsi="Inter"/>
+            <w14:checkedState w14:val="25CF" w14:font="Calibri"/>
+            <w14:uncheckedState w14:val="25CB" w14:font="Calibri"/>
+          </w14:checkbox>
+        </w:sdtPr>
+        <w:sdtContent>
+          <w:r>
+            <w:sym w:char="25CB" w:font="Calibri"/>
+          </w:r>
+        </w:sdtContent>
+      </w:sdt>
+      <w:r>
+        <w:rPr>
+          <w:rFonts w:ascii="Outfit" w:cs="Outfit" w:eastAsia="Outfit" w:hAnsi="Outfit"/>
           <w:b w:val="false"/>
           <w:bCs w:val="false"/>
           <w:i w:val="false"/>
@@ -3023,7 +3023,7 @@
       </w:pPr>
       <w:r>
         <w:rPr>
-          <w:rFonts w:ascii="Inter" w:cs="Inter" w:eastAsia="Inter" w:hAnsi="Inter"/>
+          <w:rFonts w:ascii="Outfit" w:cs="Outfit" w:eastAsia="Outfit" w:hAnsi="Outfit"/>
           <w:b w:val="false"/>
           <w:bCs w:val="false"/>
           <w:i w:val="false"/>
@@ -3043,19 +3043,19 @@
         <w:sdtPr>
           <w14:checkbox>
             <w14:checked w14:val="0"/>
-            <w14:checkedState w14:val="2612" w14:font="Calibri"/>
-            <w14:uncheckedState w14:val="2610" w14:font="Calibri"/>
-          </w14:checkbox>
-        </w:sdtPr>
-        <w:sdtContent>
-          <w:r>
-            <w:sym w:char="2610" w:font="Calibri"/>
-          </w:r>
-        </w:sdtContent>
-      </w:sdt>
-      <w:r>
-        <w:rPr>
-          <w:rFonts w:ascii="Inter" w:cs="Inter" w:eastAsia="Inter" w:hAnsi="Inter"/>
+            <w14:checkedState w14:val="25CF" w14:font="Calibri"/>
+            <w14:uncheckedState w14:val="25CB" w14:font="Calibri"/>
+          </w14:checkbox>
+        </w:sdtPr>
+        <w:sdtContent>
+          <w:r>
+            <w:sym w:char="25CB" w:font="Calibri"/>
+          </w:r>
+        </w:sdtContent>
+      </w:sdt>
+      <w:r>
+        <w:rPr>
+          <w:rFonts w:ascii="Outfit" w:cs="Outfit" w:eastAsia="Outfit" w:hAnsi="Outfit"/>
           <w:b w:val="false"/>
           <w:bCs w:val="false"/>
           <w:i w:val="false"/>
@@ -3068,7 +3068,7 @@
       </w:r>
       <w:r>
         <w:rPr>
-          <w:rFonts w:ascii="Inter" w:cs="Inter" w:eastAsia="Inter" w:hAnsi="Inter"/>
+          <w:rFonts w:ascii="Outfit" w:cs="Outfit" w:eastAsia="Outfit" w:hAnsi="Outfit"/>
           <w:b w:val="false"/>
           <w:bCs w:val="false"/>
           <w:i w:val="false"/>
@@ -3083,19 +3083,19 @@
         <w:sdtPr>
           <w14:checkbox>
             <w14:checked w14:val="0"/>
-            <w14:checkedState w14:val="2612" w14:font="Calibri"/>
-            <w14:uncheckedState w14:val="2610" w14:font="Calibri"/>
-          </w14:checkbox>
-        </w:sdtPr>
-        <w:sdtContent>
-          <w:r>
-            <w:sym w:char="2610" w:font="Calibri"/>
-          </w:r>
-        </w:sdtContent>
-      </w:sdt>
-      <w:r>
-        <w:rPr>
-          <w:rFonts w:ascii="Inter" w:cs="Inter" w:eastAsia="Inter" w:hAnsi="Inter"/>
+            <w14:checkedState w14:val="25CF" w14:font="Calibri"/>
+            <w14:uncheckedState w14:val="25CB" w14:font="Calibri"/>
+          </w14:checkbox>
+        </w:sdtPr>
+        <w:sdtContent>
+          <w:r>
+            <w:sym w:char="25CB" w:font="Calibri"/>
+          </w:r>
+        </w:sdtContent>
+      </w:sdt>
+      <w:r>
+        <w:rPr>
+          <w:rFonts w:ascii="Outfit" w:cs="Outfit" w:eastAsia="Outfit" w:hAnsi="Outfit"/>
           <w:b w:val="false"/>
           <w:bCs w:val="false"/>
           <w:i w:val="false"/>
@@ -3108,7 +3108,7 @@
       </w:r>
       <w:r>
         <w:rPr>
-          <w:rFonts w:ascii="Inter" w:cs="Inter" w:eastAsia="Inter" w:hAnsi="Inter"/>
+          <w:rFonts w:ascii="Outfit" w:cs="Outfit" w:eastAsia="Outfit" w:hAnsi="Outfit"/>
           <w:b w:val="false"/>
           <w:bCs w:val="false"/>
           <w:i w:val="false"/>
@@ -3123,19 +3123,19 @@
         <w:sdtPr>
           <w14:checkbox>
             <w14:checked w14:val="0"/>
-            <w14:checkedState w14:val="2612" w14:font="Calibri"/>
-            <w14:uncheckedState w14:val="2610" w14:font="Calibri"/>
-          </w14:checkbox>
-        </w:sdtPr>
-        <w:sdtContent>
-          <w:r>
-            <w:sym w:char="2610" w:font="Calibri"/>
-          </w:r>
-        </w:sdtContent>
-      </w:sdt>
-      <w:r>
-        <w:rPr>
-          <w:rFonts w:ascii="Inter" w:cs="Inter" w:eastAsia="Inter" w:hAnsi="Inter"/>
+            <w14:checkedState w14:val="25CF" w14:font="Calibri"/>
+            <w14:uncheckedState w14:val="25CB" w14:font="Calibri"/>
+          </w14:checkbox>
+        </w:sdtPr>
+        <w:sdtContent>
+          <w:r>
+            <w:sym w:char="25CB" w:font="Calibri"/>
+          </w:r>
+        </w:sdtContent>
+      </w:sdt>
+      <w:r>
+        <w:rPr>
+          <w:rFonts w:ascii="Outfit" w:cs="Outfit" w:eastAsia="Outfit" w:hAnsi="Outfit"/>
           <w:b w:val="false"/>
           <w:bCs w:val="false"/>
           <w:i w:val="false"/>
@@ -3148,7 +3148,7 @@
       </w:r>
       <w:r>
         <w:rPr>
-          <w:rFonts w:ascii="Inter" w:cs="Inter" w:eastAsia="Inter" w:hAnsi="Inter"/>
+          <w:rFonts w:ascii="Outfit" w:cs="Outfit" w:eastAsia="Outfit" w:hAnsi="Outfit"/>
           <w:b w:val="false"/>
           <w:bCs w:val="false"/>
           <w:i w:val="false"/>
@@ -3163,19 +3163,19 @@
         <w:sdtPr>
           <w14:checkbox>
             <w14:checked w14:val="0"/>
-            <w14:checkedState w14:val="2612" w14:font="Calibri"/>
-            <w14:uncheckedState w14:val="2610" w14:font="Calibri"/>
-          </w14:checkbox>
-        </w:sdtPr>
-        <w:sdtContent>
-          <w:r>
-            <w:sym w:char="2610" w:font="Calibri"/>
-          </w:r>
-        </w:sdtContent>
-      </w:sdt>
-      <w:r>
-        <w:rPr>
-          <w:rFonts w:ascii="Inter" w:cs="Inter" w:eastAsia="Inter" w:hAnsi="Inter"/>
+            <w14:checkedState w14:val="25CF" w14:font="Calibri"/>
+            <w14:uncheckedState w14:val="25CB" w14:font="Calibri"/>
+          </w14:checkbox>
+        </w:sdtPr>
+        <w:sdtContent>
+          <w:r>
+            <w:sym w:char="25CB" w:font="Calibri"/>
+          </w:r>
+        </w:sdtContent>
+      </w:sdt>
+      <w:r>
+        <w:rPr>
+          <w:rFonts w:ascii="Outfit" w:cs="Outfit" w:eastAsia="Outfit" w:hAnsi="Outfit"/>
           <w:b w:val="false"/>
           <w:bCs w:val="false"/>
           <w:i w:val="false"/>
@@ -3188,7 +3188,7 @@
       </w:r>
       <w:r>
         <w:rPr>
-          <w:rFonts w:ascii="Inter" w:cs="Inter" w:eastAsia="Inter" w:hAnsi="Inter"/>
+          <w:rFonts w:ascii="Outfit" w:cs="Outfit" w:eastAsia="Outfit" w:hAnsi="Outfit"/>
           <w:b w:val="false"/>
           <w:bCs w:val="false"/>
           <w:i w:val="false"/>
@@ -3203,19 +3203,19 @@
         <w:sdtPr>
           <w14:checkbox>
             <w14:checked w14:val="0"/>
-            <w14:checkedState w14:val="2612" w14:font="Calibri"/>
-            <w14:uncheckedState w14:val="2610" w14:font="Calibri"/>
-          </w14:checkbox>
-        </w:sdtPr>
-        <w:sdtContent>
-          <w:r>
-            <w:sym w:char="2610" w:font="Calibri"/>
-          </w:r>
-        </w:sdtContent>
-      </w:sdt>
-      <w:r>
-        <w:rPr>
-          <w:rFonts w:ascii="Inter" w:cs="Inter" w:eastAsia="Inter" w:hAnsi="Inter"/>
+            <w14:checkedState w14:val="25CF" w14:font="Calibri"/>
+            <w14:uncheckedState w14:val="25CB" w14:font="Calibri"/>
+          </w14:checkbox>
+        </w:sdtPr>
+        <w:sdtContent>
+          <w:r>
+            <w:sym w:char="25CB" w:font="Calibri"/>
+          </w:r>
+        </w:sdtContent>
+      </w:sdt>
+      <w:r>
+        <w:rPr>
+          <w:rFonts w:ascii="Outfit" w:cs="Outfit" w:eastAsia="Outfit" w:hAnsi="Outfit"/>
           <w:b w:val="false"/>
           <w:bCs w:val="false"/>
           <w:i w:val="false"/>
@@ -3234,7 +3234,7 @@
       </w:pPr>
       <w:r>
         <w:rPr>
-          <w:rFonts w:ascii="Inter" w:cs="Inter" w:eastAsia="Inter" w:hAnsi="Inter"/>
+          <w:rFonts w:ascii="Outfit" w:cs="Outfit" w:eastAsia="Outfit" w:hAnsi="Outfit"/>
           <w:b w:val="false"/>
           <w:bCs w:val="false"/>
           <w:i w:val="false"/>
@@ -3247,11 +3247,11 @@
       </w:r>
       <w:r>
         <w:rPr>
-          <w:rFonts w:ascii="Inter" w:cs="Inter" w:eastAsia="Inter" w:hAnsi="Inter"/>
-          <w:b w:val="false"/>
-          <w:bCs w:val="false"/>
-          <w:i/>
-          <w:iCs/>
+          <w:rFonts w:ascii="Outfit" w:cs="Outfit" w:eastAsia="Outfit" w:hAnsi="Outfit"/>
+          <w:b w:val="false"/>
+          <w:bCs w:val="false"/>
+          <w:i w:val="false"/>
+          <w:iCs w:val="false"/>
           <w:color w:val="55555A"/>
           <w:sz w:val="18"/>
           <w:szCs w:val="18"/>
@@ -3313,7 +3313,7 @@
       </w:pPr>
       <w:r>
         <w:rPr>
-          <w:rFonts w:ascii="Inter" w:cs="Inter" w:eastAsia="Inter" w:hAnsi="Inter"/>
+          <w:rFonts w:ascii="Outfit" w:cs="Outfit" w:eastAsia="Outfit" w:hAnsi="Outfit"/>
           <w:b w:val="false"/>
           <w:bCs w:val="false"/>
           <w:i w:val="false"/>
@@ -3326,11 +3326,11 @@
       </w:r>
       <w:r>
         <w:rPr>
-          <w:rFonts w:ascii="Inter" w:cs="Inter" w:eastAsia="Inter" w:hAnsi="Inter"/>
-          <w:b w:val="false"/>
-          <w:bCs w:val="false"/>
-          <w:i/>
-          <w:iCs/>
+          <w:rFonts w:ascii="Outfit" w:cs="Outfit" w:eastAsia="Outfit" w:hAnsi="Outfit"/>
+          <w:b w:val="false"/>
+          <w:bCs w:val="false"/>
+          <w:i w:val="false"/>
+          <w:iCs w:val="false"/>
           <w:color w:val="55555A"/>
           <w:sz w:val="18"/>
           <w:szCs w:val="18"/>
@@ -3346,19 +3346,19 @@
         <w:sdtPr>
           <w14:checkbox>
             <w14:checked w14:val="0"/>
-            <w14:checkedState w14:val="2612" w14:font="Calibri"/>
-            <w14:uncheckedState w14:val="2610" w14:font="Calibri"/>
-          </w14:checkbox>
-        </w:sdtPr>
-        <w:sdtContent>
-          <w:r>
-            <w:sym w:char="2610" w:font="Calibri"/>
-          </w:r>
-        </w:sdtContent>
-      </w:sdt>
-      <w:r>
-        <w:rPr>
-          <w:rFonts w:ascii="Inter" w:cs="Inter" w:eastAsia="Inter" w:hAnsi="Inter"/>
+            <w14:checkedState w14:val="25CF" w14:font="Calibri"/>
+            <w14:uncheckedState w14:val="25CB" w14:font="Calibri"/>
+          </w14:checkbox>
+        </w:sdtPr>
+        <w:sdtContent>
+          <w:r>
+            <w:sym w:char="25CB" w:font="Calibri"/>
+          </w:r>
+        </w:sdtContent>
+      </w:sdt>
+      <w:r>
+        <w:rPr>
+          <w:rFonts w:ascii="Outfit" w:cs="Outfit" w:eastAsia="Outfit" w:hAnsi="Outfit"/>
           <w:b w:val="false"/>
           <w:bCs w:val="false"/>
           <w:i w:val="false"/>
@@ -3371,7 +3371,7 @@
       </w:r>
       <w:r>
         <w:rPr>
-          <w:rFonts w:ascii="Inter" w:cs="Inter" w:eastAsia="Inter" w:hAnsi="Inter"/>
+          <w:rFonts w:ascii="Outfit" w:cs="Outfit" w:eastAsia="Outfit" w:hAnsi="Outfit"/>
           <w:b w:val="false"/>
           <w:bCs w:val="false"/>
           <w:i w:val="false"/>
@@ -3386,19 +3386,19 @@
         <w:sdtPr>
           <w14:checkbox>
             <w14:checked w14:val="0"/>
-            <w14:checkedState w14:val="2612" w14:font="Calibri"/>
-            <w14:uncheckedState w14:val="2610" w14:font="Calibri"/>
-          </w14:checkbox>
-        </w:sdtPr>
-        <w:sdtContent>
-          <w:r>
-            <w:sym w:char="2610" w:font="Calibri"/>
-          </w:r>
-        </w:sdtContent>
-      </w:sdt>
-      <w:r>
-        <w:rPr>
-          <w:rFonts w:ascii="Inter" w:cs="Inter" w:eastAsia="Inter" w:hAnsi="Inter"/>
+            <w14:checkedState w14:val="25CF" w14:font="Calibri"/>
+            <w14:uncheckedState w14:val="25CB" w14:font="Calibri"/>
+          </w14:checkbox>
+        </w:sdtPr>
+        <w:sdtContent>
+          <w:r>
+            <w:sym w:char="25CB" w:font="Calibri"/>
+          </w:r>
+        </w:sdtContent>
+      </w:sdt>
+      <w:r>
+        <w:rPr>
+          <w:rFonts w:ascii="Outfit" w:cs="Outfit" w:eastAsia="Outfit" w:hAnsi="Outfit"/>
           <w:b w:val="false"/>
           <w:bCs w:val="false"/>
           <w:i w:val="false"/>
@@ -3411,7 +3411,7 @@
       </w:r>
       <w:r>
         <w:rPr>
-          <w:rFonts w:ascii="Inter" w:cs="Inter" w:eastAsia="Inter" w:hAnsi="Inter"/>
+          <w:rFonts w:ascii="Outfit" w:cs="Outfit" w:eastAsia="Outfit" w:hAnsi="Outfit"/>
           <w:b w:val="false"/>
           <w:bCs w:val="false"/>
           <w:i w:val="false"/>
@@ -3426,19 +3426,19 @@
         <w:sdtPr>
           <w14:checkbox>
             <w14:checked w14:val="0"/>
-            <w14:checkedState w14:val="2612" w14:font="Calibri"/>
-            <w14:uncheckedState w14:val="2610" w14:font="Calibri"/>
-          </w14:checkbox>
-        </w:sdtPr>
-        <w:sdtContent>
-          <w:r>
-            <w:sym w:char="2610" w:font="Calibri"/>
-          </w:r>
-        </w:sdtContent>
-      </w:sdt>
-      <w:r>
-        <w:rPr>
-          <w:rFonts w:ascii="Inter" w:cs="Inter" w:eastAsia="Inter" w:hAnsi="Inter"/>
+            <w14:checkedState w14:val="25CF" w14:font="Calibri"/>
+            <w14:uncheckedState w14:val="25CB" w14:font="Calibri"/>
+          </w14:checkbox>
+        </w:sdtPr>
+        <w:sdtContent>
+          <w:r>
+            <w:sym w:char="25CB" w:font="Calibri"/>
+          </w:r>
+        </w:sdtContent>
+      </w:sdt>
+      <w:r>
+        <w:rPr>
+          <w:rFonts w:ascii="Outfit" w:cs="Outfit" w:eastAsia="Outfit" w:hAnsi="Outfit"/>
           <w:b w:val="false"/>
           <w:bCs w:val="false"/>
           <w:i w:val="false"/>
@@ -3451,7 +3451,7 @@
       </w:r>
       <w:r>
         <w:rPr>
-          <w:rFonts w:ascii="Inter" w:cs="Inter" w:eastAsia="Inter" w:hAnsi="Inter"/>
+          <w:rFonts w:ascii="Outfit" w:cs="Outfit" w:eastAsia="Outfit" w:hAnsi="Outfit"/>
           <w:b w:val="false"/>
           <w:bCs w:val="false"/>
           <w:i w:val="false"/>
@@ -3466,19 +3466,19 @@
         <w:sdtPr>
           <w14:checkbox>
             <w14:checked w14:val="0"/>
-            <w14:checkedState w14:val="2612" w14:font="Calibri"/>
-            <w14:uncheckedState w14:val="2610" w14:font="Calibri"/>
-          </w14:checkbox>
-        </w:sdtPr>
-        <w:sdtContent>
-          <w:r>
-            <w:sym w:char="2610" w:font="Calibri"/>
-          </w:r>
-        </w:sdtContent>
-      </w:sdt>
-      <w:r>
-        <w:rPr>
-          <w:rFonts w:ascii="Inter" w:cs="Inter" w:eastAsia="Inter" w:hAnsi="Inter"/>
+            <w14:checkedState w14:val="25CF" w14:font="Calibri"/>
+            <w14:uncheckedState w14:val="25CB" w14:font="Calibri"/>
+          </w14:checkbox>
+        </w:sdtPr>
+        <w:sdtContent>
+          <w:r>
+            <w:sym w:char="25CB" w:font="Calibri"/>
+          </w:r>
+        </w:sdtContent>
+      </w:sdt>
+      <w:r>
+        <w:rPr>
+          <w:rFonts w:ascii="Outfit" w:cs="Outfit" w:eastAsia="Outfit" w:hAnsi="Outfit"/>
           <w:b w:val="false"/>
           <w:bCs w:val="false"/>
           <w:i w:val="false"/>
@@ -3491,7 +3491,7 @@
       </w:r>
       <w:r>
         <w:rPr>
-          <w:rFonts w:ascii="Inter" w:cs="Inter" w:eastAsia="Inter" w:hAnsi="Inter"/>
+          <w:rFonts w:ascii="Outfit" w:cs="Outfit" w:eastAsia="Outfit" w:hAnsi="Outfit"/>
           <w:b w:val="false"/>
           <w:bCs w:val="false"/>
           <w:i w:val="false"/>
@@ -3506,19 +3506,19 @@
         <w:sdtPr>
           <w14:checkbox>
             <w14:checked w14:val="0"/>
-            <w14:checkedState w14:val="2612" w14:font="Calibri"/>
-            <w14:uncheckedState w14:val="2610" w14:font="Calibri"/>
-          </w14:checkbox>
-        </w:sdtPr>
-        <w:sdtContent>
-          <w:r>
-            <w:sym w:char="2610" w:font="Calibri"/>
-          </w:r>
-        </w:sdtContent>
-      </w:sdt>
-      <w:r>
-        <w:rPr>
-          <w:rFonts w:ascii="Inter" w:cs="Inter" w:eastAsia="Inter" w:hAnsi="Inter"/>
+            <w14:checkedState w14:val="25CF" w14:font="Calibri"/>
+            <w14:uncheckedState w14:val="25CB" w14:font="Calibri"/>
+          </w14:checkbox>
+        </w:sdtPr>
+        <w:sdtContent>
+          <w:r>
+            <w:sym w:char="25CB" w:font="Calibri"/>
+          </w:r>
+        </w:sdtContent>
+      </w:sdt>
+      <w:r>
+        <w:rPr>
+          <w:rFonts w:ascii="Outfit" w:cs="Outfit" w:eastAsia="Outfit" w:hAnsi="Outfit"/>
           <w:b w:val="false"/>
           <w:bCs w:val="false"/>
           <w:i w:val="false"/>
@@ -3531,7 +3531,7 @@
       </w:r>
       <w:r>
         <w:rPr>
-          <w:rFonts w:ascii="Inter" w:cs="Inter" w:eastAsia="Inter" w:hAnsi="Inter"/>
+          <w:rFonts w:ascii="Outfit" w:cs="Outfit" w:eastAsia="Outfit" w:hAnsi="Outfit"/>
           <w:b w:val="false"/>
           <w:bCs w:val="false"/>
           <w:i w:val="false"/>
@@ -3546,19 +3546,19 @@
         <w:sdtPr>
           <w14:checkbox>
             <w14:checked w14:val="0"/>
-            <w14:checkedState w14:val="2612" w14:font="Calibri"/>
-            <w14:uncheckedState w14:val="2610" w14:font="Calibri"/>
-          </w14:checkbox>
-        </w:sdtPr>
-        <w:sdtContent>
-          <w:r>
-            <w:sym w:char="2610" w:font="Calibri"/>
-          </w:r>
-        </w:sdtContent>
-      </w:sdt>
-      <w:r>
-        <w:rPr>
-          <w:rFonts w:ascii="Inter" w:cs="Inter" w:eastAsia="Inter" w:hAnsi="Inter"/>
+            <w14:checkedState w14:val="25CF" w14:font="Calibri"/>
+            <w14:uncheckedState w14:val="25CB" w14:font="Calibri"/>
+          </w14:checkbox>
+        </w:sdtPr>
+        <w:sdtContent>
+          <w:r>
+            <w:sym w:char="25CB" w:font="Calibri"/>
+          </w:r>
+        </w:sdtContent>
+      </w:sdt>
+      <w:r>
+        <w:rPr>
+          <w:rFonts w:ascii="Outfit" w:cs="Outfit" w:eastAsia="Outfit" w:hAnsi="Outfit"/>
           <w:b w:val="false"/>
           <w:bCs w:val="false"/>
           <w:i w:val="false"/>
@@ -3577,7 +3577,7 @@
       </w:pPr>
       <w:r>
         <w:rPr>
-          <w:rFonts w:ascii="Inter" w:cs="Inter" w:eastAsia="Inter" w:hAnsi="Inter"/>
+          <w:rFonts w:ascii="Outfit" w:cs="Outfit" w:eastAsia="Outfit" w:hAnsi="Outfit"/>
           <w:b w:val="false"/>
           <w:bCs w:val="false"/>
           <w:i w:val="false"/>
@@ -3611,7 +3611,7 @@
       </w:pPr>
       <w:r>
         <w:rPr>
-          <w:rFonts w:ascii="Inter" w:cs="Inter" w:eastAsia="Inter" w:hAnsi="Inter"/>
+          <w:rFonts w:ascii="Outfit" w:cs="Outfit" w:eastAsia="Outfit" w:hAnsi="Outfit"/>
           <w:b w:val="false"/>
           <w:bCs w:val="false"/>
           <w:i w:val="false"/>
@@ -3624,11 +3624,11 @@
       </w:r>
       <w:r>
         <w:rPr>
-          <w:rFonts w:ascii="Inter" w:cs="Inter" w:eastAsia="Inter" w:hAnsi="Inter"/>
-          <w:b w:val="false"/>
-          <w:bCs w:val="false"/>
-          <w:i/>
-          <w:iCs/>
+          <w:rFonts w:ascii="Outfit" w:cs="Outfit" w:eastAsia="Outfit" w:hAnsi="Outfit"/>
+          <w:b w:val="false"/>
+          <w:bCs w:val="false"/>
+          <w:i w:val="false"/>
+          <w:iCs w:val="false"/>
           <w:color w:val="55555A"/>
           <w:sz w:val="18"/>
           <w:szCs w:val="18"/>
@@ -3684,7 +3684,7 @@
             <w:tcBorders>
               <w:top w:val="none"/>
               <w:left w:val="none"/>
-              <w:bottom w:val="single" w:color="D6D8DA" w:sz="5"/>
+              <w:bottom w:val="single" w:color="AEB1B5" w:sz="7"/>
               <w:right w:val="none"/>
             </w:tcBorders>
             <w:tcMar>
@@ -3695,7 +3695,7 @@
           <w:p>
             <w:r>
               <w:rPr>
-                <w:rFonts w:ascii="Cinzel" w:cs="Cinzel" w:eastAsia="Cinzel" w:hAnsi="Cinzel"/>
+                <w:rFonts w:ascii="Outfit" w:cs="Outfit" w:eastAsia="Outfit" w:hAnsi="Outfit"/>
                 <w:b/>
                 <w:bCs/>
                 <w:i w:val="false"/>
@@ -3714,7 +3714,7 @@
             <w:tcBorders>
               <w:top w:val="none"/>
               <w:left w:val="none"/>
-              <w:bottom w:val="single" w:color="D6D8DA" w:sz="5"/>
+              <w:bottom w:val="single" w:color="AEB1B5" w:sz="7"/>
               <w:right w:val="none"/>
             </w:tcBorders>
             <w:tcMar>
@@ -3725,7 +3725,7 @@
           <w:p>
             <w:r>
               <w:rPr>
-                <w:rFonts w:ascii="Inter" w:cs="Inter" w:eastAsia="Inter" w:hAnsi="Inter"/>
+                <w:rFonts w:ascii="Outfit" w:cs="Outfit" w:eastAsia="Outfit" w:hAnsi="Outfit"/>
                 <w:b/>
                 <w:bCs/>
                 <w:i w:val="false"/>
@@ -3752,11 +3752,11 @@
       </w:pPr>
       <w:r>
         <w:rPr>
-          <w:rFonts w:ascii="Inter" w:cs="Inter" w:eastAsia="Inter" w:hAnsi="Inter"/>
-          <w:b w:val="false"/>
-          <w:bCs w:val="false"/>
-          <w:i/>
-          <w:iCs/>
+          <w:rFonts w:ascii="Outfit" w:cs="Outfit" w:eastAsia="Outfit" w:hAnsi="Outfit"/>
+          <w:b w:val="false"/>
+          <w:bCs w:val="false"/>
+          <w:i w:val="false"/>
+          <w:iCs w:val="false"/>
           <w:color w:val="55555A"/>
           <w:sz w:val="17"/>
           <w:szCs w:val="17"/>
@@ -3771,7 +3771,7 @@
       </w:pPr>
       <w:r>
         <w:rPr>
-          <w:rFonts w:ascii="Inter" w:cs="Inter" w:eastAsia="Inter" w:hAnsi="Inter"/>
+          <w:rFonts w:ascii="Outfit" w:cs="Outfit" w:eastAsia="Outfit" w:hAnsi="Outfit"/>
           <w:b w:val="false"/>
           <w:bCs w:val="false"/>
           <w:i w:val="false"/>
@@ -3791,19 +3791,19 @@
         <w:sdtPr>
           <w14:checkbox>
             <w14:checked w14:val="0"/>
-            <w14:checkedState w14:val="2612" w14:font="Calibri"/>
-            <w14:uncheckedState w14:val="2610" w14:font="Calibri"/>
-          </w14:checkbox>
-        </w:sdtPr>
-        <w:sdtContent>
-          <w:r>
-            <w:sym w:char="2610" w:font="Calibri"/>
-          </w:r>
-        </w:sdtContent>
-      </w:sdt>
-      <w:r>
-        <w:rPr>
-          <w:rFonts w:ascii="Inter" w:cs="Inter" w:eastAsia="Inter" w:hAnsi="Inter"/>
+            <w14:checkedState w14:val="25CF" w14:font="Calibri"/>
+            <w14:uncheckedState w14:val="25CB" w14:font="Calibri"/>
+          </w14:checkbox>
+        </w:sdtPr>
+        <w:sdtContent>
+          <w:r>
+            <w:sym w:char="25CB" w:font="Calibri"/>
+          </w:r>
+        </w:sdtContent>
+      </w:sdt>
+      <w:r>
+        <w:rPr>
+          <w:rFonts w:ascii="Outfit" w:cs="Outfit" w:eastAsia="Outfit" w:hAnsi="Outfit"/>
           <w:b w:val="false"/>
           <w:bCs w:val="false"/>
           <w:i w:val="false"/>
@@ -3823,19 +3823,19 @@
         <w:sdtPr>
           <w14:checkbox>
             <w14:checked w14:val="0"/>
-            <w14:checkedState w14:val="2612" w14:font="Calibri"/>
-            <w14:uncheckedState w14:val="2610" w14:font="Calibri"/>
-          </w14:checkbox>
-        </w:sdtPr>
-        <w:sdtContent>
-          <w:r>
-            <w:sym w:char="2610" w:font="Calibri"/>
-          </w:r>
-        </w:sdtContent>
-      </w:sdt>
-      <w:r>
-        <w:rPr>
-          <w:rFonts w:ascii="Inter" w:cs="Inter" w:eastAsia="Inter" w:hAnsi="Inter"/>
+            <w14:checkedState w14:val="25CF" w14:font="Calibri"/>
+            <w14:uncheckedState w14:val="25CB" w14:font="Calibri"/>
+          </w14:checkbox>
+        </w:sdtPr>
+        <w:sdtContent>
+          <w:r>
+            <w:sym w:char="25CB" w:font="Calibri"/>
+          </w:r>
+        </w:sdtContent>
+      </w:sdt>
+      <w:r>
+        <w:rPr>
+          <w:rFonts w:ascii="Outfit" w:cs="Outfit" w:eastAsia="Outfit" w:hAnsi="Outfit"/>
           <w:b w:val="false"/>
           <w:bCs w:val="false"/>
           <w:i w:val="false"/>
@@ -3855,19 +3855,19 @@
         <w:sdtPr>
           <w14:checkbox>
             <w14:checked w14:val="0"/>
-            <w14:checkedState w14:val="2612" w14:font="Calibri"/>
-            <w14:uncheckedState w14:val="2610" w14:font="Calibri"/>
-          </w14:checkbox>
-        </w:sdtPr>
-        <w:sdtContent>
-          <w:r>
-            <w:sym w:char="2610" w:font="Calibri"/>
-          </w:r>
-        </w:sdtContent>
-      </w:sdt>
-      <w:r>
-        <w:rPr>
-          <w:rFonts w:ascii="Inter" w:cs="Inter" w:eastAsia="Inter" w:hAnsi="Inter"/>
+            <w14:checkedState w14:val="25CF" w14:font="Calibri"/>
+            <w14:uncheckedState w14:val="25CB" w14:font="Calibri"/>
+          </w14:checkbox>
+        </w:sdtPr>
+        <w:sdtContent>
+          <w:r>
+            <w:sym w:char="25CB" w:font="Calibri"/>
+          </w:r>
+        </w:sdtContent>
+      </w:sdt>
+      <w:r>
+        <w:rPr>
+          <w:rFonts w:ascii="Outfit" w:cs="Outfit" w:eastAsia="Outfit" w:hAnsi="Outfit"/>
           <w:b w:val="false"/>
           <w:bCs w:val="false"/>
           <w:i w:val="false"/>
@@ -3887,19 +3887,19 @@
         <w:sdtPr>
           <w14:checkbox>
             <w14:checked w14:val="0"/>
-            <w14:checkedState w14:val="2612" w14:font="Calibri"/>
-            <w14:uncheckedState w14:val="2610" w14:font="Calibri"/>
-          </w14:checkbox>
-        </w:sdtPr>
-        <w:sdtContent>
-          <w:r>
-            <w:sym w:char="2610" w:font="Calibri"/>
-          </w:r>
-        </w:sdtContent>
-      </w:sdt>
-      <w:r>
-        <w:rPr>
-          <w:rFonts w:ascii="Inter" w:cs="Inter" w:eastAsia="Inter" w:hAnsi="Inter"/>
+            <w14:checkedState w14:val="25CF" w14:font="Calibri"/>
+            <w14:uncheckedState w14:val="25CB" w14:font="Calibri"/>
+          </w14:checkbox>
+        </w:sdtPr>
+        <w:sdtContent>
+          <w:r>
+            <w:sym w:char="25CB" w:font="Calibri"/>
+          </w:r>
+        </w:sdtContent>
+      </w:sdt>
+      <w:r>
+        <w:rPr>
+          <w:rFonts w:ascii="Outfit" w:cs="Outfit" w:eastAsia="Outfit" w:hAnsi="Outfit"/>
           <w:b w:val="false"/>
           <w:bCs w:val="false"/>
           <w:i w:val="false"/>
@@ -3918,7 +3918,7 @@
       </w:pPr>
       <w:r>
         <w:rPr>
-          <w:rFonts w:ascii="Inter" w:cs="Inter" w:eastAsia="Inter" w:hAnsi="Inter"/>
+          <w:rFonts w:ascii="Outfit" w:cs="Outfit" w:eastAsia="Outfit" w:hAnsi="Outfit"/>
           <w:b w:val="false"/>
           <w:bCs w:val="false"/>
           <w:i w:val="false"/>
@@ -3931,11 +3931,11 @@
       </w:r>
       <w:r>
         <w:rPr>
-          <w:rFonts w:ascii="Inter" w:cs="Inter" w:eastAsia="Inter" w:hAnsi="Inter"/>
-          <w:b w:val="false"/>
-          <w:bCs w:val="false"/>
-          <w:i/>
-          <w:iCs/>
+          <w:rFonts w:ascii="Outfit" w:cs="Outfit" w:eastAsia="Outfit" w:hAnsi="Outfit"/>
+          <w:b w:val="false"/>
+          <w:bCs w:val="false"/>
+          <w:i w:val="false"/>
+          <w:iCs w:val="false"/>
           <w:color w:val="55555A"/>
           <w:sz w:val="18"/>
           <w:szCs w:val="18"/>
@@ -3951,19 +3951,19 @@
         <w:sdtPr>
           <w14:checkbox>
             <w14:checked w14:val="0"/>
-            <w14:checkedState w14:val="2612" w14:font="Calibri"/>
-            <w14:uncheckedState w14:val="2610" w14:font="Calibri"/>
-          </w14:checkbox>
-        </w:sdtPr>
-        <w:sdtContent>
-          <w:r>
-            <w:sym w:char="2610" w:font="Calibri"/>
-          </w:r>
-        </w:sdtContent>
-      </w:sdt>
-      <w:r>
-        <w:rPr>
-          <w:rFonts w:ascii="Inter" w:cs="Inter" w:eastAsia="Inter" w:hAnsi="Inter"/>
+            <w14:checkedState w14:val="25CF" w14:font="Calibri"/>
+            <w14:uncheckedState w14:val="25CB" w14:font="Calibri"/>
+          </w14:checkbox>
+        </w:sdtPr>
+        <w:sdtContent>
+          <w:r>
+            <w:sym w:char="25CB" w:font="Calibri"/>
+          </w:r>
+        </w:sdtContent>
+      </w:sdt>
+      <w:r>
+        <w:rPr>
+          <w:rFonts w:ascii="Outfit" w:cs="Outfit" w:eastAsia="Outfit" w:hAnsi="Outfit"/>
           <w:b w:val="false"/>
           <w:bCs w:val="false"/>
           <w:i w:val="false"/>
@@ -3983,19 +3983,19 @@
         <w:sdtPr>
           <w14:checkbox>
             <w14:checked w14:val="0"/>
-            <w14:checkedState w14:val="2612" w14:font="Calibri"/>
-            <w14:uncheckedState w14:val="2610" w14:font="Calibri"/>
-          </w14:checkbox>
-        </w:sdtPr>
-        <w:sdtContent>
-          <w:r>
-            <w:sym w:char="2610" w:font="Calibri"/>
-          </w:r>
-        </w:sdtContent>
-      </w:sdt>
-      <w:r>
-        <w:rPr>
-          <w:rFonts w:ascii="Inter" w:cs="Inter" w:eastAsia="Inter" w:hAnsi="Inter"/>
+            <w14:checkedState w14:val="25CF" w14:font="Calibri"/>
+            <w14:uncheckedState w14:val="25CB" w14:font="Calibri"/>
+          </w14:checkbox>
+        </w:sdtPr>
+        <w:sdtContent>
+          <w:r>
+            <w:sym w:char="25CB" w:font="Calibri"/>
+          </w:r>
+        </w:sdtContent>
+      </w:sdt>
+      <w:r>
+        <w:rPr>
+          <w:rFonts w:ascii="Outfit" w:cs="Outfit" w:eastAsia="Outfit" w:hAnsi="Outfit"/>
           <w:b w:val="false"/>
           <w:bCs w:val="false"/>
           <w:i w:val="false"/>
@@ -4015,19 +4015,19 @@
         <w:sdtPr>
           <w14:checkbox>
             <w14:checked w14:val="0"/>
-            <w14:checkedState w14:val="2612" w14:font="Calibri"/>
-            <w14:uncheckedState w14:val="2610" w14:font="Calibri"/>
-          </w14:checkbox>
-        </w:sdtPr>
-        <w:sdtContent>
-          <w:r>
-            <w:sym w:char="2610" w:font="Calibri"/>
-          </w:r>
-        </w:sdtContent>
-      </w:sdt>
-      <w:r>
-        <w:rPr>
-          <w:rFonts w:ascii="Inter" w:cs="Inter" w:eastAsia="Inter" w:hAnsi="Inter"/>
+            <w14:checkedState w14:val="25CF" w14:font="Calibri"/>
+            <w14:uncheckedState w14:val="25CB" w14:font="Calibri"/>
+          </w14:checkbox>
+        </w:sdtPr>
+        <w:sdtContent>
+          <w:r>
+            <w:sym w:char="25CB" w:font="Calibri"/>
+          </w:r>
+        </w:sdtContent>
+      </w:sdt>
+      <w:r>
+        <w:rPr>
+          <w:rFonts w:ascii="Outfit" w:cs="Outfit" w:eastAsia="Outfit" w:hAnsi="Outfit"/>
           <w:b w:val="false"/>
           <w:bCs w:val="false"/>
           <w:i w:val="false"/>
@@ -4047,19 +4047,19 @@
         <w:sdtPr>
           <w14:checkbox>
             <w14:checked w14:val="0"/>
-            <w14:checkedState w14:val="2612" w14:font="Calibri"/>
-            <w14:uncheckedState w14:val="2610" w14:font="Calibri"/>
-          </w14:checkbox>
-        </w:sdtPr>
-        <w:sdtContent>
-          <w:r>
-            <w:sym w:char="2610" w:font="Calibri"/>
-          </w:r>
-        </w:sdtContent>
-      </w:sdt>
-      <w:r>
-        <w:rPr>
-          <w:rFonts w:ascii="Inter" w:cs="Inter" w:eastAsia="Inter" w:hAnsi="Inter"/>
+            <w14:checkedState w14:val="25CF" w14:font="Calibri"/>
+            <w14:uncheckedState w14:val="25CB" w14:font="Calibri"/>
+          </w14:checkbox>
+        </w:sdtPr>
+        <w:sdtContent>
+          <w:r>
+            <w:sym w:char="25CB" w:font="Calibri"/>
+          </w:r>
+        </w:sdtContent>
+      </w:sdt>
+      <w:r>
+        <w:rPr>
+          <w:rFonts w:ascii="Outfit" w:cs="Outfit" w:eastAsia="Outfit" w:hAnsi="Outfit"/>
           <w:b w:val="false"/>
           <w:bCs w:val="false"/>
           <w:i w:val="false"/>
@@ -4079,19 +4079,19 @@
         <w:sdtPr>
           <w14:checkbox>
             <w14:checked w14:val="0"/>
-            <w14:checkedState w14:val="2612" w14:font="Calibri"/>
-            <w14:uncheckedState w14:val="2610" w14:font="Calibri"/>
-          </w14:checkbox>
-        </w:sdtPr>
-        <w:sdtContent>
-          <w:r>
-            <w:sym w:char="2610" w:font="Calibri"/>
-          </w:r>
-        </w:sdtContent>
-      </w:sdt>
-      <w:r>
-        <w:rPr>
-          <w:rFonts w:ascii="Inter" w:cs="Inter" w:eastAsia="Inter" w:hAnsi="Inter"/>
+            <w14:checkedState w14:val="25CF" w14:font="Calibri"/>
+            <w14:uncheckedState w14:val="25CB" w14:font="Calibri"/>
+          </w14:checkbox>
+        </w:sdtPr>
+        <w:sdtContent>
+          <w:r>
+            <w:sym w:char="25CB" w:font="Calibri"/>
+          </w:r>
+        </w:sdtContent>
+      </w:sdt>
+      <w:r>
+        <w:rPr>
+          <w:rFonts w:ascii="Outfit" w:cs="Outfit" w:eastAsia="Outfit" w:hAnsi="Outfit"/>
           <w:b w:val="false"/>
           <w:bCs w:val="false"/>
           <w:i w:val="false"/>
@@ -4111,19 +4111,19 @@
         <w:sdtPr>
           <w14:checkbox>
             <w14:checked w14:val="0"/>
-            <w14:checkedState w14:val="2612" w14:font="Calibri"/>
-            <w14:uncheckedState w14:val="2610" w14:font="Calibri"/>
-          </w14:checkbox>
-        </w:sdtPr>
-        <w:sdtContent>
-          <w:r>
-            <w:sym w:char="2610" w:font="Calibri"/>
-          </w:r>
-        </w:sdtContent>
-      </w:sdt>
-      <w:r>
-        <w:rPr>
-          <w:rFonts w:ascii="Inter" w:cs="Inter" w:eastAsia="Inter" w:hAnsi="Inter"/>
+            <w14:checkedState w14:val="25CF" w14:font="Calibri"/>
+            <w14:uncheckedState w14:val="25CB" w14:font="Calibri"/>
+          </w14:checkbox>
+        </w:sdtPr>
+        <w:sdtContent>
+          <w:r>
+            <w:sym w:char="25CB" w:font="Calibri"/>
+          </w:r>
+        </w:sdtContent>
+      </w:sdt>
+      <w:r>
+        <w:rPr>
+          <w:rFonts w:ascii="Outfit" w:cs="Outfit" w:eastAsia="Outfit" w:hAnsi="Outfit"/>
           <w:b w:val="false"/>
           <w:bCs w:val="false"/>
           <w:i w:val="false"/>
@@ -4143,19 +4143,19 @@
         <w:sdtPr>
           <w14:checkbox>
             <w14:checked w14:val="0"/>
-            <w14:checkedState w14:val="2612" w14:font="Calibri"/>
-            <w14:uncheckedState w14:val="2610" w14:font="Calibri"/>
-          </w14:checkbox>
-        </w:sdtPr>
-        <w:sdtContent>
-          <w:r>
-            <w:sym w:char="2610" w:font="Calibri"/>
-          </w:r>
-        </w:sdtContent>
-      </w:sdt>
-      <w:r>
-        <w:rPr>
-          <w:rFonts w:ascii="Inter" w:cs="Inter" w:eastAsia="Inter" w:hAnsi="Inter"/>
+            <w14:checkedState w14:val="25CF" w14:font="Calibri"/>
+            <w14:uncheckedState w14:val="25CB" w14:font="Calibri"/>
+          </w14:checkbox>
+        </w:sdtPr>
+        <w:sdtContent>
+          <w:r>
+            <w:sym w:char="25CB" w:font="Calibri"/>
+          </w:r>
+        </w:sdtContent>
+      </w:sdt>
+      <w:r>
+        <w:rPr>
+          <w:rFonts w:ascii="Outfit" w:cs="Outfit" w:eastAsia="Outfit" w:hAnsi="Outfit"/>
           <w:b w:val="false"/>
           <w:bCs w:val="false"/>
           <w:i w:val="false"/>
@@ -4175,19 +4175,19 @@
         <w:sdtPr>
           <w14:checkbox>
             <w14:checked w14:val="0"/>
-            <w14:checkedState w14:val="2612" w14:font="Calibri"/>
-            <w14:uncheckedState w14:val="2610" w14:font="Calibri"/>
-          </w14:checkbox>
-        </w:sdtPr>
-        <w:sdtContent>
-          <w:r>
-            <w:sym w:char="2610" w:font="Calibri"/>
-          </w:r>
-        </w:sdtContent>
-      </w:sdt>
-      <w:r>
-        <w:rPr>
-          <w:rFonts w:ascii="Inter" w:cs="Inter" w:eastAsia="Inter" w:hAnsi="Inter"/>
+            <w14:checkedState w14:val="25CF" w14:font="Calibri"/>
+            <w14:uncheckedState w14:val="25CB" w14:font="Calibri"/>
+          </w14:checkbox>
+        </w:sdtPr>
+        <w:sdtContent>
+          <w:r>
+            <w:sym w:char="25CB" w:font="Calibri"/>
+          </w:r>
+        </w:sdtContent>
+      </w:sdt>
+      <w:r>
+        <w:rPr>
+          <w:rFonts w:ascii="Outfit" w:cs="Outfit" w:eastAsia="Outfit" w:hAnsi="Outfit"/>
           <w:b w:val="false"/>
           <w:bCs w:val="false"/>
           <w:i w:val="false"/>
@@ -4207,19 +4207,19 @@
         <w:sdtPr>
           <w14:checkbox>
             <w14:checked w14:val="0"/>
-            <w14:checkedState w14:val="2612" w14:font="Calibri"/>
-            <w14:uncheckedState w14:val="2610" w14:font="Calibri"/>
-          </w14:checkbox>
-        </w:sdtPr>
-        <w:sdtContent>
-          <w:r>
-            <w:sym w:char="2610" w:font="Calibri"/>
-          </w:r>
-        </w:sdtContent>
-      </w:sdt>
-      <w:r>
-        <w:rPr>
-          <w:rFonts w:ascii="Inter" w:cs="Inter" w:eastAsia="Inter" w:hAnsi="Inter"/>
+            <w14:checkedState w14:val="25CF" w14:font="Calibri"/>
+            <w14:uncheckedState w14:val="25CB" w14:font="Calibri"/>
+          </w14:checkbox>
+        </w:sdtPr>
+        <w:sdtContent>
+          <w:r>
+            <w:sym w:char="25CB" w:font="Calibri"/>
+          </w:r>
+        </w:sdtContent>
+      </w:sdt>
+      <w:r>
+        <w:rPr>
+          <w:rFonts w:ascii="Outfit" w:cs="Outfit" w:eastAsia="Outfit" w:hAnsi="Outfit"/>
           <w:b w:val="false"/>
           <w:bCs w:val="false"/>
           <w:i w:val="false"/>
@@ -4238,7 +4238,7 @@
       </w:pPr>
       <w:r>
         <w:rPr>
-          <w:rFonts w:ascii="Inter" w:cs="Inter" w:eastAsia="Inter" w:hAnsi="Inter"/>
+          <w:rFonts w:ascii="Outfit" w:cs="Outfit" w:eastAsia="Outfit" w:hAnsi="Outfit"/>
           <w:b w:val="false"/>
           <w:bCs w:val="false"/>
           <w:i w:val="false"/>
@@ -4251,11 +4251,11 @@
       </w:r>
       <w:r>
         <w:rPr>
-          <w:rFonts w:ascii="Inter" w:cs="Inter" w:eastAsia="Inter" w:hAnsi="Inter"/>
-          <w:b w:val="false"/>
-          <w:bCs w:val="false"/>
-          <w:i/>
-          <w:iCs/>
+          <w:rFonts w:ascii="Outfit" w:cs="Outfit" w:eastAsia="Outfit" w:hAnsi="Outfit"/>
+          <w:b w:val="false"/>
+          <w:bCs w:val="false"/>
+          <w:i w:val="false"/>
+          <w:iCs w:val="false"/>
           <w:color w:val="55555A"/>
           <w:sz w:val="18"/>
           <w:szCs w:val="18"/>
@@ -4285,7 +4285,7 @@
       </w:pPr>
       <w:r>
         <w:rPr>
-          <w:rFonts w:ascii="Inter" w:cs="Inter" w:eastAsia="Inter" w:hAnsi="Inter"/>
+          <w:rFonts w:ascii="Outfit" w:cs="Outfit" w:eastAsia="Outfit" w:hAnsi="Outfit"/>
           <w:b w:val="false"/>
           <w:bCs w:val="false"/>
           <w:i w:val="false"/>
@@ -4319,7 +4319,7 @@
       </w:pPr>
       <w:r>
         <w:rPr>
-          <w:rFonts w:ascii="Inter" w:cs="Inter" w:eastAsia="Inter" w:hAnsi="Inter"/>
+          <w:rFonts w:ascii="Outfit" w:cs="Outfit" w:eastAsia="Outfit" w:hAnsi="Outfit"/>
           <w:b w:val="false"/>
           <w:bCs w:val="false"/>
           <w:i w:val="false"/>
@@ -4339,19 +4339,19 @@
         <w:sdtPr>
           <w14:checkbox>
             <w14:checked w14:val="0"/>
-            <w14:checkedState w14:val="2612" w14:font="Calibri"/>
-            <w14:uncheckedState w14:val="2610" w14:font="Calibri"/>
-          </w14:checkbox>
-        </w:sdtPr>
-        <w:sdtContent>
-          <w:r>
-            <w:sym w:char="2610" w:font="Calibri"/>
-          </w:r>
-        </w:sdtContent>
-      </w:sdt>
-      <w:r>
-        <w:rPr>
-          <w:rFonts w:ascii="Inter" w:cs="Inter" w:eastAsia="Inter" w:hAnsi="Inter"/>
+            <w14:checkedState w14:val="25CF" w14:font="Calibri"/>
+            <w14:uncheckedState w14:val="25CB" w14:font="Calibri"/>
+          </w14:checkbox>
+        </w:sdtPr>
+        <w:sdtContent>
+          <w:r>
+            <w:sym w:char="25CB" w:font="Calibri"/>
+          </w:r>
+        </w:sdtContent>
+      </w:sdt>
+      <w:r>
+        <w:rPr>
+          <w:rFonts w:ascii="Outfit" w:cs="Outfit" w:eastAsia="Outfit" w:hAnsi="Outfit"/>
           <w:b w:val="false"/>
           <w:bCs w:val="false"/>
           <w:i w:val="false"/>
@@ -4371,19 +4371,19 @@
         <w:sdtPr>
           <w14:checkbox>
             <w14:checked w14:val="0"/>
-            <w14:checkedState w14:val="2612" w14:font="Calibri"/>
-            <w14:uncheckedState w14:val="2610" w14:font="Calibri"/>
-          </w14:checkbox>
-        </w:sdtPr>
-        <w:sdtContent>
-          <w:r>
-            <w:sym w:char="2610" w:font="Calibri"/>
-          </w:r>
-        </w:sdtContent>
-      </w:sdt>
-      <w:r>
-        <w:rPr>
-          <w:rFonts w:ascii="Inter" w:cs="Inter" w:eastAsia="Inter" w:hAnsi="Inter"/>
+            <w14:checkedState w14:val="25CF" w14:font="Calibri"/>
+            <w14:uncheckedState w14:val="25CB" w14:font="Calibri"/>
+          </w14:checkbox>
+        </w:sdtPr>
+        <w:sdtContent>
+          <w:r>
+            <w:sym w:char="25CB" w:font="Calibri"/>
+          </w:r>
+        </w:sdtContent>
+      </w:sdt>
+      <w:r>
+        <w:rPr>
+          <w:rFonts w:ascii="Outfit" w:cs="Outfit" w:eastAsia="Outfit" w:hAnsi="Outfit"/>
           <w:b w:val="false"/>
           <w:bCs w:val="false"/>
           <w:i w:val="false"/>
@@ -4403,19 +4403,19 @@
         <w:sdtPr>
           <w14:checkbox>
             <w14:checked w14:val="0"/>
-            <w14:checkedState w14:val="2612" w14:font="Calibri"/>
-            <w14:uncheckedState w14:val="2610" w14:font="Calibri"/>
-          </w14:checkbox>
-        </w:sdtPr>
-        <w:sdtContent>
-          <w:r>
-            <w:sym w:char="2610" w:font="Calibri"/>
-          </w:r>
-        </w:sdtContent>
-      </w:sdt>
-      <w:r>
-        <w:rPr>
-          <w:rFonts w:ascii="Inter" w:cs="Inter" w:eastAsia="Inter" w:hAnsi="Inter"/>
+            <w14:checkedState w14:val="25CF" w14:font="Calibri"/>
+            <w14:uncheckedState w14:val="25CB" w14:font="Calibri"/>
+          </w14:checkbox>
+        </w:sdtPr>
+        <w:sdtContent>
+          <w:r>
+            <w:sym w:char="25CB" w:font="Calibri"/>
+          </w:r>
+        </w:sdtContent>
+      </w:sdt>
+      <w:r>
+        <w:rPr>
+          <w:rFonts w:ascii="Outfit" w:cs="Outfit" w:eastAsia="Outfit" w:hAnsi="Outfit"/>
           <w:b w:val="false"/>
           <w:bCs w:val="false"/>
           <w:i w:val="false"/>
@@ -4434,7 +4434,7 @@
       </w:pPr>
       <w:r>
         <w:rPr>
-          <w:rFonts w:ascii="Inter" w:cs="Inter" w:eastAsia="Inter" w:hAnsi="Inter"/>
+          <w:rFonts w:ascii="Outfit" w:cs="Outfit" w:eastAsia="Outfit" w:hAnsi="Outfit"/>
           <w:b w:val="false"/>
           <w:bCs w:val="false"/>
           <w:i w:val="false"/>
@@ -4518,8 +4518,8 @@
           <w:tcPr>
             <w:tcW w:type="dxa" w:w="9866"/>
             <w:tcBorders>
-              <w:top w:val="single" w:color="0C0C0E" w:sz="12"/>
-              <w:left w:val="single" w:color="0C0C0E" w:sz="20"/>
+              <w:top w:val="single" w:color="0C0C0E" w:sz="14"/>
+              <w:left w:val="single" w:color="0C0C0E" w:sz="24"/>
               <w:bottom w:val="none"/>
               <w:right w:val="none"/>
             </w:tcBorders>
@@ -4537,7 +4537,7 @@
             </w:pPr>
             <w:r>
               <w:rPr>
-                <w:rFonts w:ascii="Inter" w:cs="Inter" w:eastAsia="Inter" w:hAnsi="Inter"/>
+                <w:rFonts w:ascii="Outfit" w:cs="Outfit" w:eastAsia="Outfit" w:hAnsi="Outfit"/>
                 <w:b/>
                 <w:bCs/>
                 <w:i w:val="false"/>
@@ -4553,7 +4553,7 @@
           <w:p>
             <w:r>
               <w:rPr>
-                <w:rFonts w:ascii="Inter" w:cs="Inter" w:eastAsia="Inter" w:hAnsi="Inter"/>
+                <w:rFonts w:ascii="Outfit" w:cs="Outfit" w:eastAsia="Outfit" w:hAnsi="Outfit"/>
                 <w:b w:val="false"/>
                 <w:bCs w:val="false"/>
                 <w:i w:val="false"/>
